--- a/CeluAccel_RNF.docx
+++ b/CeluAccel_RNF.docx
@@ -228,9 +228,17 @@
             </w:pPr>
             <w:r>
               <w:rPr>
-                <w:lang w:val="es-CO"/>
-              </w:rPr>
-              <w:t>Seguridad y Encriptación (JWT / Bcrypt): El sistema debe encriptar las contraseñas de los usuarios utilizando el algoritmo bcrypt con un factor de costo (salt rounds) de 10 antes de ser almacenadas en la base de datos. Además, la autenticación se gestionará mediante JSON Web Tokens (JWT) con un tiempo de expiración máximo de 2 horas. El SECRET_KEY utilizado para la firma del token no debe ser expuesto ni exportado desde el middleware.</w:t>
+                <w:b/>
+                <w:bCs/>
+                <w:lang w:val="es-CO"/>
+              </w:rPr>
+              <w:t>Seguridad y Encriptación (JWT / Bcrypt):</w:t>
+            </w:r>
+            <w:r>
+              <w:rPr>
+                <w:lang w:val="es-CO"/>
+              </w:rPr>
+              <w:t xml:space="preserve"> El sistema debe encriptar las contraseñas de los usuarios utilizando el algoritmo bcrypt con un factor de costo (salt rounds) de 10 antes de ser almacenadas en la base de datos. Además, la autenticación se gestionará mediante JSON Web Tokens (JWT) con un tiempo de expiración máximo de 2 horas. El SECRET_KEY utilizado para la firma del token no debe ser expuesto ni exportado desde el middleware.</w:t>
             </w:r>
           </w:p>
         </w:tc>
@@ -383,40 +391,40 @@
                 <w:lang w:val="es-CO"/>
               </w:rPr>
             </w:pPr>
-            <w:r>
-              <w:rPr>
-                <w:lang w:val="es-CO"/>
-              </w:rPr>
-              <w:br/>
-            </w:r>
-          </w:p>
-          <w:p>
-            <w:pPr>
-              <w:cnfStyle w:val="000000100000" w:firstRow="0" w:lastRow="0" w:firstColumn="0" w:lastColumn="0" w:oddVBand="0" w:evenVBand="0" w:oddHBand="1" w:evenHBand="0" w:firstRowFirstColumn="0" w:firstRowLastColumn="0" w:lastRowFirstColumn="0" w:lastRowLastColumn="0"/>
-              <w:rPr>
-                <w:lang w:val="es-CO"/>
-              </w:rPr>
-            </w:pPr>
-            <w:r>
-              <w:rPr>
-                <w:lang w:val="es-CO"/>
-              </w:rPr>
-              <w:t>* Tokens JWT invalidados automáticamente tras 2 horas (7200 { s}).</w:t>
-            </w:r>
-          </w:p>
-          <w:p>
-            <w:pPr>
-              <w:cnfStyle w:val="000000100000" w:firstRow="0" w:lastRow="0" w:firstColumn="0" w:lastColumn="0" w:oddVBand="0" w:evenVBand="0" w:oddHBand="1" w:evenHBand="0" w:firstRowFirstColumn="0" w:firstRowLastColumn="0" w:lastRowFirstColumn="0" w:lastRowLastColumn="0"/>
-              <w:rPr>
-                <w:lang w:val="es-CO"/>
-              </w:rPr>
-            </w:pPr>
-            <w:r>
-              <w:rPr>
-                <w:lang w:val="es-CO"/>
-              </w:rPr>
-              <w:br/>
-            </w:r>
+          </w:p>
+          <w:p>
+            <w:pPr>
+              <w:cnfStyle w:val="000000100000" w:firstRow="0" w:lastRow="0" w:firstColumn="0" w:lastColumn="0" w:oddVBand="0" w:evenVBand="0" w:oddHBand="1" w:evenHBand="0" w:firstRowFirstColumn="0" w:firstRowLastColumn="0" w:lastRowFirstColumn="0" w:lastRowLastColumn="0"/>
+              <w:rPr>
+                <w:lang w:val="es-CO"/>
+              </w:rPr>
+            </w:pPr>
+            <w:r>
+              <w:rPr>
+                <w:lang w:val="es-CO"/>
+              </w:rPr>
+              <w:t xml:space="preserve">* Tokens JWT invalidados automáticamente tras 2 horas (7200 </w:t>
+            </w:r>
+            <w:r>
+              <w:rPr>
+                <w:lang w:val="es-CO"/>
+              </w:rPr>
+              <w:t xml:space="preserve"> s</w:t>
+            </w:r>
+            <w:r>
+              <w:rPr>
+                <w:lang w:val="es-CO"/>
+              </w:rPr>
+              <w:t>).</w:t>
+            </w:r>
+          </w:p>
+          <w:p>
+            <w:pPr>
+              <w:cnfStyle w:val="000000100000" w:firstRow="0" w:lastRow="0" w:firstColumn="0" w:lastColumn="0" w:oddVBand="0" w:evenVBand="0" w:oddHBand="1" w:evenHBand="0" w:firstRowFirstColumn="0" w:firstRowLastColumn="0" w:lastRowFirstColumn="0" w:lastRowLastColumn="0"/>
+              <w:rPr>
+                <w:lang w:val="es-CO"/>
+              </w:rPr>
+            </w:pPr>
           </w:p>
           <w:p>
             <w:pPr>
@@ -500,12 +508,6 @@
                 <w:lang w:val="es-CO"/>
               </w:rPr>
             </w:pPr>
-            <w:r>
-              <w:rPr>
-                <w:lang w:val="es-CO"/>
-              </w:rPr>
-              <w:br/>
-            </w:r>
           </w:p>
           <w:p>
             <w:pPr>
@@ -546,14 +548,6 @@
               </w:rPr>
               <w:t xml:space="preserve"> Auditoría en el backend para comprobar que el SECRET_KEY provenga únicamente de .env y no sea visible/exportado en el middleware de autenticación.</w:t>
             </w:r>
-          </w:p>
-          <w:p>
-            <w:pPr>
-              <w:cnfStyle w:val="000000000000" w:firstRow="0" w:lastRow="0" w:firstColumn="0" w:lastColumn="0" w:oddVBand="0" w:evenVBand="0" w:oddHBand="0" w:evenHBand="0" w:firstRowFirstColumn="0" w:firstRowLastColumn="0" w:lastRowFirstColumn="0" w:lastRowLastColumn="0"/>
-              <w:rPr>
-                <w:lang w:val="es-CO"/>
-              </w:rPr>
-            </w:pPr>
             <w:r>
               <w:rPr>
                 <w:lang w:val="es-CO"/>
@@ -616,7 +610,6 @@
               <w:rPr>
                 <w:lang w:val="es-CO"/>
               </w:rPr>
-              <w:lastRenderedPageBreak/>
               <w:t>Casos de prueba asociados:</w:t>
             </w:r>
           </w:p>
@@ -993,7 +986,19 @@
               <w:rPr>
                 <w:lang w:val="es-CO"/>
               </w:rPr>
-              <w:t>Bloqueo efectivo e inmediato (100\%) al superar la petición número 20 desde una misma dirección IP dentro del rango de 15 minutos.</w:t>
+              <w:t>Bloqueo efectivo e inmediato (100</w:t>
+            </w:r>
+            <w:r>
+              <w:rPr>
+                <w:lang w:val="es-CO"/>
+              </w:rPr>
+              <w:t>%</w:t>
+            </w:r>
+            <w:r>
+              <w:rPr>
+                <w:lang w:val="es-CO"/>
+              </w:rPr>
+              <w:t>) al superar la petición número 20 desde una misma dirección IP dentro del rango de 15 minutos.</w:t>
             </w:r>
           </w:p>
         </w:tc>
@@ -1041,22 +1046,28 @@
               <w:rPr>
                 <w:lang w:val="es-CO"/>
               </w:rPr>
-              <w:t>* Máximo de 20 peticiones permitidas por IP cada 15 minutos (900 { s}).</w:t>
-            </w:r>
-          </w:p>
-          <w:p>
-            <w:pPr>
-              <w:cnfStyle w:val="000000100000" w:firstRow="0" w:lastRow="0" w:firstColumn="0" w:lastColumn="0" w:oddVBand="0" w:evenVBand="0" w:oddHBand="1" w:evenHBand="0" w:firstRowFirstColumn="0" w:firstRowLastColumn="0" w:lastRowFirstColumn="0" w:lastRowLastColumn="0"/>
-              <w:rPr>
-                <w:lang w:val="es-CO"/>
-              </w:rPr>
-            </w:pPr>
-            <w:r>
-              <w:rPr>
-                <w:lang w:val="es-CO"/>
-              </w:rPr>
-              <w:br/>
-            </w:r>
+              <w:t xml:space="preserve">* Máximo de 20 peticiones permitidas por IP cada 15 minutos (900 </w:t>
+            </w:r>
+            <w:r>
+              <w:rPr>
+                <w:lang w:val="es-CO"/>
+              </w:rPr>
+              <w:t xml:space="preserve"> s</w:t>
+            </w:r>
+            <w:r>
+              <w:rPr>
+                <w:lang w:val="es-CO"/>
+              </w:rPr>
+              <w:t>).</w:t>
+            </w:r>
+          </w:p>
+          <w:p>
+            <w:pPr>
+              <w:cnfStyle w:val="000000100000" w:firstRow="0" w:lastRow="0" w:firstColumn="0" w:lastColumn="0" w:oddVBand="0" w:evenVBand="0" w:oddHBand="1" w:evenHBand="0" w:firstRowFirstColumn="0" w:firstRowLastColumn="0" w:lastRowFirstColumn="0" w:lastRowLastColumn="0"/>
+              <w:rPr>
+                <w:lang w:val="es-CO"/>
+              </w:rPr>
+            </w:pPr>
           </w:p>
           <w:p>
             <w:pPr>
@@ -1079,12 +1090,6 @@
                 <w:lang w:val="es-CO"/>
               </w:rPr>
             </w:pPr>
-            <w:r>
-              <w:rPr>
-                <w:lang w:val="es-CO"/>
-              </w:rPr>
-              <w:br/>
-            </w:r>
           </w:p>
           <w:p>
             <w:pPr>
@@ -1160,14 +1165,6 @@
               </w:rPr>
               <w:t xml:space="preserve"> Ejecutar scripts de pruebas (ej. JMeter, Postman Runner o k6) sobre /login o /registro simulando 21+ peticiones consecutivas desde la misma IP en menos de 15 minutos.</w:t>
             </w:r>
-          </w:p>
-          <w:p>
-            <w:pPr>
-              <w:cnfStyle w:val="000000000000" w:firstRow="0" w:lastRow="0" w:firstColumn="0" w:lastColumn="0" w:oddVBand="0" w:evenVBand="0" w:oddHBand="0" w:evenHBand="0" w:firstRowFirstColumn="0" w:firstRowLastColumn="0" w:lastRowFirstColumn="0" w:lastRowLastColumn="0"/>
-              <w:rPr>
-                <w:lang w:val="es-CO"/>
-              </w:rPr>
-            </w:pPr>
             <w:r>
               <w:rPr>
                 <w:lang w:val="es-CO"/>
@@ -1196,14 +1193,6 @@
               </w:rPr>
               <w:t xml:space="preserve"> Verificar que la API retorne el status 429 e incluya encabezados informativos sobre el estado de la cuota (como RateLimit-Limit, RateLimit-Remaining, Retry-After).</w:t>
             </w:r>
-          </w:p>
-          <w:p>
-            <w:pPr>
-              <w:cnfStyle w:val="000000000000" w:firstRow="0" w:lastRow="0" w:firstColumn="0" w:lastColumn="0" w:oddVBand="0" w:evenVBand="0" w:oddHBand="0" w:evenHBand="0" w:firstRowFirstColumn="0" w:firstRowLastColumn="0" w:lastRowFirstColumn="0" w:lastRowLastColumn="0"/>
-              <w:rPr>
-                <w:lang w:val="es-CO"/>
-              </w:rPr>
-            </w:pPr>
             <w:r>
               <w:rPr>
                 <w:lang w:val="es-CO"/>
@@ -1266,7 +1255,6 @@
               <w:rPr>
                 <w:lang w:val="es-CO"/>
               </w:rPr>
-              <w:lastRenderedPageBreak/>
               <w:t>Casos de prueba asociados:</w:t>
             </w:r>
           </w:p>
@@ -1386,6 +1374,7 @@
               <w:rPr>
                 <w:lang w:val="es-CO"/>
               </w:rPr>
+              <w:lastRenderedPageBreak/>
               <w:t>ID:</w:t>
             </w:r>
           </w:p>
@@ -1517,7 +1506,19 @@
               <w:rPr>
                 <w:lang w:val="es-CO"/>
               </w:rPr>
-              <w:t xml:space="preserve"> La API debe responder a las peticiones del cliente en un tiempo menor a 2 segundos (&lt; 2 { s}) para todas las operaciones transaccionales y de consulta estándar (operaciones normales del sistema).</w:t>
+              <w:t xml:space="preserve"> La API debe responder a las peticiones del cliente en un tiempo menor a 2 segundos (&lt; 2 </w:t>
+            </w:r>
+            <w:r>
+              <w:rPr>
+                <w:lang w:val="es-CO"/>
+              </w:rPr>
+              <w:t xml:space="preserve"> s</w:t>
+            </w:r>
+            <w:r>
+              <w:rPr>
+                <w:lang w:val="es-CO"/>
+              </w:rPr>
+              <w:t>) para todas las operaciones transaccionales y de consulta estándar (operaciones normales del sistema).</w:t>
             </w:r>
           </w:p>
           <w:p>
@@ -1634,7 +1635,19 @@
               <w:rPr>
                 <w:lang w:val="es-CO"/>
               </w:rPr>
-              <w:t>) en el 95\% de las peticiones concurrentes bajo carga normal.</w:t>
+              <w:t>) en el 95</w:t>
+            </w:r>
+            <w:r>
+              <w:rPr>
+                <w:lang w:val="es-CO"/>
+              </w:rPr>
+              <w:t>%</w:t>
+            </w:r>
+            <w:r>
+              <w:rPr>
+                <w:lang w:val="es-CO"/>
+              </w:rPr>
+              <w:t xml:space="preserve"> de las peticiones concurrentes bajo carga normal.</w:t>
             </w:r>
           </w:p>
           <w:p>
@@ -1690,22 +1703,28 @@
               <w:rPr>
                 <w:lang w:val="es-CO"/>
               </w:rPr>
-              <w:t>* Tiempo de respuesta de la API inferior a 2000 ms (&lt; 2 { s}) por transacción.</w:t>
-            </w:r>
-          </w:p>
-          <w:p>
-            <w:pPr>
-              <w:cnfStyle w:val="000000100000" w:firstRow="0" w:lastRow="0" w:firstColumn="0" w:lastColumn="0" w:oddVBand="0" w:evenVBand="0" w:oddHBand="1" w:evenHBand="0" w:firstRowFirstColumn="0" w:firstRowLastColumn="0" w:lastRowFirstColumn="0" w:lastRowLastColumn="0"/>
-              <w:rPr>
-                <w:lang w:val="es-CO"/>
-              </w:rPr>
-            </w:pPr>
-            <w:r>
-              <w:rPr>
-                <w:lang w:val="es-CO"/>
-              </w:rPr>
-              <w:br/>
-            </w:r>
+              <w:t xml:space="preserve">* Tiempo de respuesta de la API inferior a 2000 ms (&lt; 2 </w:t>
+            </w:r>
+            <w:r>
+              <w:rPr>
+                <w:lang w:val="es-CO"/>
+              </w:rPr>
+              <w:t xml:space="preserve"> s</w:t>
+            </w:r>
+            <w:r>
+              <w:rPr>
+                <w:lang w:val="es-CO"/>
+              </w:rPr>
+              <w:t>) por transacción.</w:t>
+            </w:r>
+          </w:p>
+          <w:p>
+            <w:pPr>
+              <w:cnfStyle w:val="000000100000" w:firstRow="0" w:lastRow="0" w:firstColumn="0" w:lastColumn="0" w:oddVBand="0" w:evenVBand="0" w:oddHBand="1" w:evenHBand="0" w:firstRowFirstColumn="0" w:firstRowLastColumn="0" w:lastRowFirstColumn="0" w:lastRowLastColumn="0"/>
+              <w:rPr>
+                <w:lang w:val="es-CO"/>
+              </w:rPr>
+            </w:pPr>
           </w:p>
           <w:p>
             <w:pPr>
@@ -1781,14 +1800,6 @@
               </w:rPr>
               <w:t xml:space="preserve"> Ejecución de pruebas automatizadas utilizando herramientas como JMeter, k6 o Postman para medir la latencia bajo distintos niveles de concurrencia.</w:t>
             </w:r>
-          </w:p>
-          <w:p>
-            <w:pPr>
-              <w:cnfStyle w:val="000000000000" w:firstRow="0" w:lastRow="0" w:firstColumn="0" w:lastColumn="0" w:oddVBand="0" w:evenVBand="0" w:oddHBand="0" w:evenHBand="0" w:firstRowFirstColumn="0" w:firstRowLastColumn="0" w:lastRowFirstColumn="0" w:lastRowLastColumn="0"/>
-              <w:rPr>
-                <w:lang w:val="es-CO"/>
-              </w:rPr>
-            </w:pPr>
             <w:r>
               <w:rPr>
                 <w:lang w:val="es-CO"/>
@@ -1839,12 +1850,6 @@
                 <w:lang w:val="es-CO"/>
               </w:rPr>
             </w:pPr>
-            <w:r>
-              <w:rPr>
-                <w:lang w:val="es-CO"/>
-              </w:rPr>
-              <w:br/>
-            </w:r>
           </w:p>
           <w:p>
             <w:pPr>
@@ -1901,7 +1906,6 @@
               <w:rPr>
                 <w:lang w:val="es-CO"/>
               </w:rPr>
-              <w:lastRenderedPageBreak/>
               <w:t>Casos de prueba asociados:</w:t>
             </w:r>
           </w:p>
@@ -2152,7 +2156,14 @@
               <w:rPr>
                 <w:lang w:val="es-CO"/>
               </w:rPr>
-              <w:t xml:space="preserve"> El servidor Express/Node.js debe integrar la librería y middleware Helmet para configurar y adjuntar automáticamente cabeceras de seguridad HTTP en todas las respuestas de la API, mitigando vulnerabilidades web comunes como Cross-Site Scripting (XSS), Clickjacking y MIME sniffing.</w:t>
+              <w:t xml:space="preserve"> El servidor Express/Node.js debe integrar la librería y middleware Helmet </w:t>
+            </w:r>
+            <w:r>
+              <w:rPr>
+                <w:lang w:val="es-CO"/>
+              </w:rPr>
+              <w:lastRenderedPageBreak/>
+              <w:t>para configurar y adjuntar automáticamente cabeceras de seguridad HTTP en todas las respuestas de la API, mitigando vulnerabilidades web comunes como Cross-Site Scripting (XSS), Clickjacking y MIME sniffing.</w:t>
             </w:r>
           </w:p>
         </w:tc>
@@ -2182,6 +2193,7 @@
               <w:rPr>
                 <w:lang w:val="es-CO"/>
               </w:rPr>
+              <w:lastRenderedPageBreak/>
               <w:t>Justificación:</w:t>
             </w:r>
           </w:p>
@@ -2247,7 +2259,19 @@
               <w:rPr>
                 <w:lang w:val="es-CO"/>
               </w:rPr>
-              <w:t>Presencia activa del 100\% de los encabezados de seguridad críticos en cada respuesta HTTP emitida por el backend.</w:t>
+              <w:t>Presencia activa del 100</w:t>
+            </w:r>
+            <w:r>
+              <w:rPr>
+                <w:lang w:val="es-CO"/>
+              </w:rPr>
+              <w:t>%</w:t>
+            </w:r>
+            <w:r>
+              <w:rPr>
+                <w:lang w:val="es-CO"/>
+              </w:rPr>
+              <w:t xml:space="preserve"> de los encabezados de seguridad críticos en cada respuesta HTTP emitida por el backend.</w:t>
             </w:r>
           </w:p>
           <w:p>
@@ -2313,12 +2337,6 @@
                 <w:lang w:val="es-CO"/>
               </w:rPr>
             </w:pPr>
-            <w:r>
-              <w:rPr>
-                <w:lang w:val="es-CO"/>
-              </w:rPr>
-              <w:br/>
-            </w:r>
           </w:p>
           <w:p>
             <w:pPr>
@@ -2341,12 +2359,6 @@
                 <w:lang w:val="es-CO"/>
               </w:rPr>
             </w:pPr>
-            <w:r>
-              <w:rPr>
-                <w:lang w:val="es-CO"/>
-              </w:rPr>
-              <w:br/>
-            </w:r>
           </w:p>
           <w:p>
             <w:pPr>
@@ -2436,14 +2448,6 @@
               </w:rPr>
               <w:t xml:space="preserve"> de DevTools, Postman, cURL o herramientas especializadas como SecurityHeaders.com.</w:t>
             </w:r>
-          </w:p>
-          <w:p>
-            <w:pPr>
-              <w:cnfStyle w:val="000000000000" w:firstRow="0" w:lastRow="0" w:firstColumn="0" w:lastColumn="0" w:oddVBand="0" w:evenVBand="0" w:oddHBand="0" w:evenHBand="0" w:firstRowFirstColumn="0" w:firstRowLastColumn="0" w:lastRowFirstColumn="0" w:lastRowLastColumn="0"/>
-              <w:rPr>
-                <w:lang w:val="es-CO"/>
-              </w:rPr>
-            </w:pPr>
             <w:r>
               <w:rPr>
                 <w:lang w:val="es-CO"/>
@@ -2498,12 +2502,6 @@
                 <w:lang w:val="es-CO"/>
               </w:rPr>
             </w:pPr>
-            <w:r>
-              <w:rPr>
-                <w:lang w:val="es-CO"/>
-              </w:rPr>
-              <w:br/>
-            </w:r>
           </w:p>
           <w:p>
             <w:pPr>
@@ -2518,7 +2516,6 @@
                 <w:bCs/>
                 <w:lang w:val="es-CO"/>
               </w:rPr>
-              <w:lastRenderedPageBreak/>
               <w:t>3. Pruebas de penetración estáticas:</w:t>
             </w:r>
             <w:r>
@@ -2527,14 +2524,6 @@
               </w:rPr>
               <w:t xml:space="preserve"> Escaneo automatizado de vulnerabilidades de encabezados HTTP con herramientas como OWASP ZAP.</w:t>
             </w:r>
-          </w:p>
-          <w:p>
-            <w:pPr>
-              <w:cnfStyle w:val="000000000000" w:firstRow="0" w:lastRow="0" w:firstColumn="0" w:lastColumn="0" w:oddVBand="0" w:evenVBand="0" w:oddHBand="0" w:evenHBand="0" w:firstRowFirstColumn="0" w:firstRowLastColumn="0" w:lastRowFirstColumn="0" w:lastRowLastColumn="0"/>
-              <w:rPr>
-                <w:lang w:val="es-CO"/>
-              </w:rPr>
-            </w:pPr>
           </w:p>
         </w:tc>
       </w:tr>
@@ -2561,7 +2550,6 @@
               <w:rPr>
                 <w:lang w:val="es-CO"/>
               </w:rPr>
-              <w:lastRenderedPageBreak/>
               <w:t>Casos de prueba asociados:</w:t>
             </w:r>
           </w:p>
@@ -2826,7 +2814,14 @@
               <w:rPr>
                 <w:lang w:val="es-CO"/>
               </w:rPr>
-              <w:t xml:space="preserve"> El servidor backend debe configurar el middleware de CORS para limitar estrictamente las solicitudes entrantes, permitiendo la comunicación única y exclusivamente desde orígenes explícitamente autorizados (localhost:5173, localhost:5174 y 127.0.0.1:5173). Cualquier petición proveniente de un dominio u origen no presente en esta lista blanca (</w:t>
+              <w:t xml:space="preserve"> El servidor backend debe configurar el middleware de CORS para limitar estrictamente las solicitudes entrantes, permitiendo la comunicación única y exclusivamente desde orígenes explícitamente autorizados </w:t>
+            </w:r>
+            <w:r>
+              <w:rPr>
+                <w:lang w:val="es-CO"/>
+              </w:rPr>
+              <w:lastRenderedPageBreak/>
+              <w:t>(localhost:5173, localhost:5174 y 127.0.0.1:5173). Cualquier petición proveniente de un dominio u origen no presente en esta lista blanca (</w:t>
             </w:r>
             <w:r>
               <w:rPr>
@@ -2870,6 +2865,7 @@
               <w:rPr>
                 <w:lang w:val="es-CO"/>
               </w:rPr>
+              <w:lastRenderedPageBreak/>
               <w:t>Justificación:</w:t>
             </w:r>
           </w:p>
@@ -2935,7 +2931,19 @@
               <w:rPr>
                 <w:lang w:val="es-CO"/>
               </w:rPr>
-              <w:t>Rechazo efectivo e inmediato (100\%) de peticiones OPTIONS (preflight) y solicitudes HTTP regulares provenientes de dominios ajenos a la lista configurada.</w:t>
+              <w:t>Rechazo efectivo e inmediato (100</w:t>
+            </w:r>
+            <w:r>
+              <w:rPr>
+                <w:lang w:val="es-CO"/>
+              </w:rPr>
+              <w:t>%</w:t>
+            </w:r>
+            <w:r>
+              <w:rPr>
+                <w:lang w:val="es-CO"/>
+              </w:rPr>
+              <w:t>) de peticiones OPTIONS (preflight) y solicitudes HTTP regulares provenientes de dominios ajenos a la lista configurada.</w:t>
             </w:r>
           </w:p>
           <w:p>
@@ -2993,14 +3001,6 @@
               </w:rPr>
               <w:t>* Aceptación de peticiones cuyo encabezado Origin coincida exactamente con la lista autorizada.</w:t>
             </w:r>
-          </w:p>
-          <w:p>
-            <w:pPr>
-              <w:cnfStyle w:val="000000100000" w:firstRow="0" w:lastRow="0" w:firstColumn="0" w:lastColumn="0" w:oddVBand="0" w:evenVBand="0" w:oddHBand="1" w:evenHBand="0" w:firstRowFirstColumn="0" w:firstRowLastColumn="0" w:lastRowFirstColumn="0" w:lastRowLastColumn="0"/>
-              <w:rPr>
-                <w:lang w:val="es-CO"/>
-              </w:rPr>
-            </w:pPr>
             <w:r>
               <w:rPr>
                 <w:lang w:val="es-CO"/>
@@ -3029,12 +3029,6 @@
                 <w:lang w:val="es-CO"/>
               </w:rPr>
             </w:pPr>
-            <w:r>
-              <w:rPr>
-                <w:lang w:val="es-CO"/>
-              </w:rPr>
-              <w:br/>
-            </w:r>
           </w:p>
           <w:p>
             <w:pPr>
@@ -3049,14 +3043,6 @@
               </w:rPr>
               <w:t>* Emisión de un error de CORS (status 403 Forbidden o bloqueo a nivel de navegador) para orígenes no registrados.</w:t>
             </w:r>
-          </w:p>
-          <w:p>
-            <w:pPr>
-              <w:cnfStyle w:val="000000100000" w:firstRow="0" w:lastRow="0" w:firstColumn="0" w:lastColumn="0" w:oddVBand="0" w:evenVBand="0" w:oddHBand="1" w:evenHBand="0" w:firstRowFirstColumn="0" w:firstRowLastColumn="0" w:lastRowFirstColumn="0" w:lastRowLastColumn="0"/>
-              <w:rPr>
-                <w:lang w:val="es-CO"/>
-              </w:rPr>
-            </w:pPr>
           </w:p>
         </w:tc>
       </w:tr>
@@ -3110,14 +3096,6 @@
               </w:rPr>
               <w:t xml:space="preserve"> Enviar solicitudes simulando un encabezado Origin no autorizado (ej. Origin: [http://sitio-malicioso.com](http://sitio-malicioso.com)) y verificar que el backend no retorne las cabeceras permitidas.</w:t>
             </w:r>
-          </w:p>
-          <w:p>
-            <w:pPr>
-              <w:cnfStyle w:val="000000000000" w:firstRow="0" w:lastRow="0" w:firstColumn="0" w:lastColumn="0" w:oddVBand="0" w:evenVBand="0" w:oddHBand="0" w:evenHBand="0" w:firstRowFirstColumn="0" w:firstRowLastColumn="0" w:lastRowFirstColumn="0" w:lastRowLastColumn="0"/>
-              <w:rPr>
-                <w:lang w:val="es-CO"/>
-              </w:rPr>
-            </w:pPr>
             <w:r>
               <w:rPr>
                 <w:lang w:val="es-CO"/>
@@ -3138,7 +3116,6 @@
                 <w:bCs/>
                 <w:lang w:val="es-CO"/>
               </w:rPr>
-              <w:lastRenderedPageBreak/>
               <w:t>2. Pruebas desde la consola del navegador:</w:t>
             </w:r>
             <w:r>
@@ -3147,14 +3124,6 @@
               </w:rPr>
               <w:t xml:space="preserve"> Ejecutar peticiones fetch() hacia la API desde un puerto o dominio distinto a los autorizados y comprobar el bloqueo automático del navegador por políticas de CORS.</w:t>
             </w:r>
-          </w:p>
-          <w:p>
-            <w:pPr>
-              <w:cnfStyle w:val="000000000000" w:firstRow="0" w:lastRow="0" w:firstColumn="0" w:lastColumn="0" w:oddVBand="0" w:evenVBand="0" w:oddHBand="0" w:evenHBand="0" w:firstRowFirstColumn="0" w:firstRowLastColumn="0" w:lastRowFirstColumn="0" w:lastRowLastColumn="0"/>
-              <w:rPr>
-                <w:lang w:val="es-CO"/>
-              </w:rPr>
-            </w:pPr>
             <w:r>
               <w:rPr>
                 <w:lang w:val="es-CO"/>
@@ -3202,14 +3171,6 @@
               <w:t xml:space="preserve"> Validar la configuración del paquete cors en el servidor backend (ej. array de dominios permitidos mediante variables de entorno) y asegurar que no contenga comodines permisisivos (*).</w:t>
             </w:r>
           </w:p>
-          <w:p>
-            <w:pPr>
-              <w:cnfStyle w:val="000000000000" w:firstRow="0" w:lastRow="0" w:firstColumn="0" w:lastColumn="0" w:oddVBand="0" w:evenVBand="0" w:oddHBand="0" w:evenHBand="0" w:firstRowFirstColumn="0" w:firstRowLastColumn="0" w:lastRowFirstColumn="0" w:lastRowLastColumn="0"/>
-              <w:rPr>
-                <w:lang w:val="es-CO"/>
-              </w:rPr>
-            </w:pPr>
-          </w:p>
         </w:tc>
       </w:tr>
       <w:tr>
@@ -3235,7 +3196,6 @@
               <w:rPr>
                 <w:lang w:val="es-CO"/>
               </w:rPr>
-              <w:lastRenderedPageBreak/>
               <w:t>Casos de prueba asociados:</w:t>
             </w:r>
           </w:p>
@@ -3489,7 +3449,14 @@
               <w:rPr>
                 <w:lang w:val="es-CO"/>
               </w:rPr>
-              <w:t xml:space="preserve"> El sistema debe garantizar la unicidad e irrepetibilidad de las credenciales críticas e identificadores principales del usuario (correo electrónico y documento de identidad). Para asegurar esto a nivel físico, la base de datos debe incluir una restricción explícita de unicidad (UNIQUE constraint) sobre la columna del correo electrónico y el documento de identidad.</w:t>
+              <w:t xml:space="preserve"> El sistema debe garantizar la unicidad e irrepetibilidad de las credenciales críticas e identificadores principales del usuario (correo electrónico y documento de identidad). Para asegurar esto a nivel físico, la base </w:t>
+            </w:r>
+            <w:r>
+              <w:rPr>
+                <w:lang w:val="es-CO"/>
+              </w:rPr>
+              <w:lastRenderedPageBreak/>
+              <w:t>de datos debe incluir una restricción explícita de unicidad (UNIQUE constraint) sobre la columna del correo electrónico y el documento de identidad.</w:t>
             </w:r>
           </w:p>
         </w:tc>
@@ -3519,6 +3486,7 @@
               <w:rPr>
                 <w:lang w:val="es-CO"/>
               </w:rPr>
+              <w:lastRenderedPageBreak/>
               <w:t>Justificación:</w:t>
             </w:r>
           </w:p>
@@ -3584,7 +3552,19 @@
               <w:rPr>
                 <w:lang w:val="es-CO"/>
               </w:rPr>
-              <w:t>Tasa de duplicidad de correos y documentos de identidad igual a 0\% en la base de datos.</w:t>
+              <w:t>Tasa de duplicidad de correos y documentos de identidad igual a 0</w:t>
+            </w:r>
+            <w:r>
+              <w:rPr>
+                <w:lang w:val="es-CO"/>
+              </w:rPr>
+              <w:t>%</w:t>
+            </w:r>
+            <w:r>
+              <w:rPr>
+                <w:lang w:val="es-CO"/>
+              </w:rPr>
+              <w:t xml:space="preserve"> en la base de datos.</w:t>
             </w:r>
           </w:p>
           <w:p>
@@ -3642,14 +3622,6 @@
               </w:rPr>
               <w:t>* Rechazo inmediato a nivel de base de datos e interfaz ante cualquier intento de registro o actualización con un correo o documento ya existente.</w:t>
             </w:r>
-          </w:p>
-          <w:p>
-            <w:pPr>
-              <w:cnfStyle w:val="000000100000" w:firstRow="0" w:lastRow="0" w:firstColumn="0" w:lastColumn="0" w:oddVBand="0" w:evenVBand="0" w:oddHBand="1" w:evenHBand="0" w:firstRowFirstColumn="0" w:firstRowLastColumn="0" w:lastRowFirstColumn="0" w:lastRowLastColumn="0"/>
-              <w:rPr>
-                <w:lang w:val="es-CO"/>
-              </w:rPr>
-            </w:pPr>
             <w:r>
               <w:rPr>
                 <w:lang w:val="es-CO"/>
@@ -3670,14 +3642,6 @@
               </w:rPr>
               <w:t>* Respuesta HTTP de error controlada (ej. 409 Conflict o 400 Bad Request) informando al usuario sobre la duplicidad del dato.</w:t>
             </w:r>
-          </w:p>
-          <w:p>
-            <w:pPr>
-              <w:cnfStyle w:val="000000100000" w:firstRow="0" w:lastRow="0" w:firstColumn="0" w:lastColumn="0" w:oddVBand="0" w:evenVBand="0" w:oddHBand="1" w:evenHBand="0" w:firstRowFirstColumn="0" w:firstRowLastColumn="0" w:lastRowFirstColumn="0" w:lastRowLastColumn="0"/>
-              <w:rPr>
-                <w:lang w:val="es-CO"/>
-              </w:rPr>
-            </w:pPr>
           </w:p>
         </w:tc>
       </w:tr>
@@ -3739,13 +3703,6 @@
                 <w:lang w:val="es-CO"/>
               </w:rPr>
             </w:pPr>
-            <w:r>
-              <w:rPr>
-                <w:lang w:val="es-CO"/>
-              </w:rPr>
-              <w:lastRenderedPageBreak/>
-              <w:br/>
-            </w:r>
           </w:p>
           <w:p>
             <w:pPr>
@@ -3776,12 +3733,6 @@
                 <w:lang w:val="es-CO"/>
               </w:rPr>
             </w:pPr>
-            <w:r>
-              <w:rPr>
-                <w:lang w:val="es-CO"/>
-              </w:rPr>
-              <w:br/>
-            </w:r>
           </w:p>
           <w:p>
             <w:pPr>
@@ -3818,14 +3769,6 @@
               </w:rPr>
               <w:t>).</w:t>
             </w:r>
-          </w:p>
-          <w:p>
-            <w:pPr>
-              <w:cnfStyle w:val="000000000000" w:firstRow="0" w:lastRow="0" w:firstColumn="0" w:lastColumn="0" w:oddVBand="0" w:evenVBand="0" w:oddHBand="0" w:evenHBand="0" w:firstRowFirstColumn="0" w:firstRowLastColumn="0" w:lastRowFirstColumn="0" w:lastRowLastColumn="0"/>
-              <w:rPr>
-                <w:lang w:val="es-CO"/>
-              </w:rPr>
-            </w:pPr>
           </w:p>
         </w:tc>
       </w:tr>
@@ -3852,7 +3795,6 @@
               <w:rPr>
                 <w:lang w:val="es-CO"/>
               </w:rPr>
-              <w:lastRenderedPageBreak/>
               <w:t>Casos de prueba asociados:</w:t>
             </w:r>
           </w:p>
@@ -4158,6 +4100,7 @@
               <w:rPr>
                 <w:lang w:val="es-CO"/>
               </w:rPr>
+              <w:lastRenderedPageBreak/>
               <w:t>Justificación:</w:t>
             </w:r>
           </w:p>
@@ -4223,7 +4166,19 @@
               <w:rPr>
                 <w:lang w:val="es-CO"/>
               </w:rPr>
-              <w:t>Rechazo del 100\% de las peticiones cuyo tamaño de cuerpo sea superior a 2048 { KB} (2 { MB}).</w:t>
+              <w:t>Rechazo del 100</w:t>
+            </w:r>
+            <w:r>
+              <w:rPr>
+                <w:lang w:val="es-CO"/>
+              </w:rPr>
+              <w:t>%</w:t>
+            </w:r>
+            <w:r>
+              <w:rPr>
+                <w:lang w:val="es-CO"/>
+              </w:rPr>
+              <w:t xml:space="preserve"> de las peticiones cuyo tamaño de cuerpo sea superior a 2048 { KB} (2 { MB}).</w:t>
             </w:r>
           </w:p>
         </w:tc>
@@ -4281,12 +4236,6 @@
                 <w:lang w:val="es-CO"/>
               </w:rPr>
             </w:pPr>
-            <w:r>
-              <w:rPr>
-                <w:lang w:val="es-CO"/>
-              </w:rPr>
-              <w:br/>
-            </w:r>
           </w:p>
           <w:p>
             <w:pPr>
@@ -4301,14 +4250,6 @@
               </w:rPr>
               <w:t>* Interrupción inmediata de la transferencia y respuesta con código de estado HTTP 413 Payload Too Large cuando la petición excede el límite.</w:t>
             </w:r>
-          </w:p>
-          <w:p>
-            <w:pPr>
-              <w:cnfStyle w:val="000000100000" w:firstRow="0" w:lastRow="0" w:firstColumn="0" w:lastColumn="0" w:oddVBand="0" w:evenVBand="0" w:oddHBand="1" w:evenHBand="0" w:firstRowFirstColumn="0" w:firstRowLastColumn="0" w:lastRowFirstColumn="0" w:lastRowLastColumn="0"/>
-              <w:rPr>
-                <w:lang w:val="es-CO"/>
-              </w:rPr>
-            </w:pPr>
             <w:r>
               <w:rPr>
                 <w:lang w:val="es-CO"/>
@@ -4344,37 +4285,28 @@
               <w:t>) o saturación en el proceso principal de Node.js/Express provocada por peticiones masivas.</w:t>
             </w:r>
           </w:p>
-          <w:p>
-            <w:pPr>
-              <w:cnfStyle w:val="000000100000" w:firstRow="0" w:lastRow="0" w:firstColumn="0" w:lastColumn="0" w:oddVBand="0" w:evenVBand="0" w:oddHBand="1" w:evenHBand="0" w:firstRowFirstColumn="0" w:firstRowLastColumn="0" w:lastRowFirstColumn="0" w:lastRowLastColumn="0"/>
-              <w:rPr>
-                <w:lang w:val="es-CO"/>
-              </w:rPr>
-            </w:pPr>
-          </w:p>
-        </w:tc>
-      </w:tr>
-      <w:tr>
-        <w:tc>
-          <w:tcPr>
-            <w:cnfStyle w:val="001000000000" w:firstRow="0" w:lastRow="0" w:firstColumn="1" w:lastColumn="0" w:oddVBand="0" w:evenVBand="0" w:oddHBand="0" w:evenHBand="0" w:firstRowFirstColumn="0" w:firstRowLastColumn="0" w:lastRowFirstColumn="0" w:lastRowLastColumn="0"/>
-            <w:tcW w:w="2112" w:type="dxa"/>
-            <w:tcBorders>
-              <w:left w:val="none" w:sz="0" w:space="0" w:color="auto"/>
-            </w:tcBorders>
-            <w:shd w:val="clear" w:color="auto" w:fill="244061" w:themeFill="accent1" w:themeFillShade="80"/>
-          </w:tcPr>
-          <w:p>
-            <w:pPr>
-              <w:rPr>
-                <w:lang w:val="es-CO"/>
-              </w:rPr>
-            </w:pPr>
-            <w:r>
-              <w:rPr>
-                <w:lang w:val="es-CO"/>
-              </w:rPr>
-              <w:lastRenderedPageBreak/>
+        </w:tc>
+      </w:tr>
+      <w:tr>
+        <w:tc>
+          <w:tcPr>
+            <w:cnfStyle w:val="001000000000" w:firstRow="0" w:lastRow="0" w:firstColumn="1" w:lastColumn="0" w:oddVBand="0" w:evenVBand="0" w:oddHBand="0" w:evenHBand="0" w:firstRowFirstColumn="0" w:firstRowLastColumn="0" w:lastRowFirstColumn="0" w:lastRowLastColumn="0"/>
+            <w:tcW w:w="2112" w:type="dxa"/>
+            <w:tcBorders>
+              <w:left w:val="none" w:sz="0" w:space="0" w:color="auto"/>
+            </w:tcBorders>
+            <w:shd w:val="clear" w:color="auto" w:fill="244061" w:themeFill="accent1" w:themeFillShade="80"/>
+          </w:tcPr>
+          <w:p>
+            <w:pPr>
+              <w:rPr>
+                <w:lang w:val="es-CO"/>
+              </w:rPr>
+            </w:pPr>
+            <w:r>
+              <w:rPr>
+                <w:lang w:val="es-CO"/>
+              </w:rPr>
               <w:t>Método de validación:</w:t>
             </w:r>
           </w:p>
@@ -4413,12 +4345,6 @@
                 <w:lang w:val="es-CO"/>
               </w:rPr>
             </w:pPr>
-            <w:r>
-              <w:rPr>
-                <w:lang w:val="es-CO"/>
-              </w:rPr>
-              <w:br/>
-            </w:r>
           </w:p>
           <w:p>
             <w:pPr>
@@ -4467,12 +4393,6 @@
                 <w:lang w:val="es-CO"/>
               </w:rPr>
             </w:pPr>
-            <w:r>
-              <w:rPr>
-                <w:lang w:val="es-CO"/>
-              </w:rPr>
-              <w:br/>
-            </w:r>
           </w:p>
           <w:p>
             <w:pPr>
@@ -4495,14 +4415,6 @@
               </w:rPr>
               <w:t xml:space="preserve"> Validar el comportamiento con cargas límites cercanas al umbral (ej. 1.9 { MB} debe pasar y 2.1 { MB} debe rebotar).</w:t>
             </w:r>
-          </w:p>
-          <w:p>
-            <w:pPr>
-              <w:cnfStyle w:val="000000000000" w:firstRow="0" w:lastRow="0" w:firstColumn="0" w:lastColumn="0" w:oddVBand="0" w:evenVBand="0" w:oddHBand="0" w:evenHBand="0" w:firstRowFirstColumn="0" w:firstRowLastColumn="0" w:lastRowFirstColumn="0" w:lastRowLastColumn="0"/>
-              <w:rPr>
-                <w:lang w:val="es-CO"/>
-              </w:rPr>
-            </w:pPr>
           </w:p>
         </w:tc>
       </w:tr>
@@ -4851,6 +4763,7 @@
               <w:rPr>
                 <w:lang w:val="es-CO"/>
               </w:rPr>
+              <w:lastRenderedPageBreak/>
               <w:t>Justificación:</w:t>
             </w:r>
           </w:p>
@@ -4930,7 +4843,19 @@
               <w:rPr>
                 <w:lang w:val="es-CO"/>
               </w:rPr>
-              <w:t>) del 100\% de las excepciones o rechazos no controlados sin caída inesperada del servicio.</w:t>
+              <w:t>) del 100</w:t>
+            </w:r>
+            <w:r>
+              <w:rPr>
+                <w:lang w:val="es-CO"/>
+              </w:rPr>
+              <w:t>%</w:t>
+            </w:r>
+            <w:r>
+              <w:rPr>
+                <w:lang w:val="es-CO"/>
+              </w:rPr>
+              <w:t xml:space="preserve"> de las excepciones o rechazos no controlados sin caída inesperada del servicio.</w:t>
             </w:r>
           </w:p>
           <w:p>
@@ -4988,14 +4913,6 @@
               </w:rPr>
               <w:t>* Intercepción centralizada de cualquier error lanzado en la cadena de middleware o rutas.</w:t>
             </w:r>
-          </w:p>
-          <w:p>
-            <w:pPr>
-              <w:cnfStyle w:val="000000100000" w:firstRow="0" w:lastRow="0" w:firstColumn="0" w:lastColumn="0" w:oddVBand="0" w:evenVBand="0" w:oddHBand="1" w:evenHBand="0" w:firstRowFirstColumn="0" w:firstRowLastColumn="0" w:lastRowFirstColumn="0" w:lastRowLastColumn="0"/>
-              <w:rPr>
-                <w:lang w:val="es-CO"/>
-              </w:rPr>
-            </w:pPr>
             <w:r>
               <w:rPr>
                 <w:lang w:val="es-CO"/>
@@ -5014,17 +4931,8 @@
               <w:rPr>
                 <w:lang w:val="es-CO"/>
               </w:rPr>
-              <w:lastRenderedPageBreak/>
               <w:t>* Respuesta limpia al cliente con código de estado HTTP 500 Internal Server Error (omitiendo la traza del error en entornos de producción).</w:t>
             </w:r>
-          </w:p>
-          <w:p>
-            <w:pPr>
-              <w:cnfStyle w:val="000000100000" w:firstRow="0" w:lastRow="0" w:firstColumn="0" w:lastColumn="0" w:oddVBand="0" w:evenVBand="0" w:oddHBand="1" w:evenHBand="0" w:firstRowFirstColumn="0" w:firstRowLastColumn="0" w:lastRowFirstColumn="0" w:lastRowLastColumn="0"/>
-              <w:rPr>
-                <w:lang w:val="es-CO"/>
-              </w:rPr>
-            </w:pPr>
             <w:r>
               <w:rPr>
                 <w:lang w:val="es-CO"/>
@@ -5060,37 +4968,28 @@
               <w:t>) del fallo para auditoría y depuración técnica por parte del equipo de desarrollo.</w:t>
             </w:r>
           </w:p>
-          <w:p>
-            <w:pPr>
-              <w:cnfStyle w:val="000000100000" w:firstRow="0" w:lastRow="0" w:firstColumn="0" w:lastColumn="0" w:oddVBand="0" w:evenVBand="0" w:oddHBand="1" w:evenHBand="0" w:firstRowFirstColumn="0" w:firstRowLastColumn="0" w:lastRowFirstColumn="0" w:lastRowLastColumn="0"/>
-              <w:rPr>
-                <w:lang w:val="es-CO"/>
-              </w:rPr>
-            </w:pPr>
-          </w:p>
-        </w:tc>
-      </w:tr>
-      <w:tr>
-        <w:tc>
-          <w:tcPr>
-            <w:cnfStyle w:val="001000000000" w:firstRow="0" w:lastRow="0" w:firstColumn="1" w:lastColumn="0" w:oddVBand="0" w:evenVBand="0" w:oddHBand="0" w:evenHBand="0" w:firstRowFirstColumn="0" w:firstRowLastColumn="0" w:lastRowFirstColumn="0" w:lastRowLastColumn="0"/>
-            <w:tcW w:w="2112" w:type="dxa"/>
-            <w:tcBorders>
-              <w:left w:val="none" w:sz="0" w:space="0" w:color="auto"/>
-            </w:tcBorders>
-            <w:shd w:val="clear" w:color="auto" w:fill="244061" w:themeFill="accent1" w:themeFillShade="80"/>
-          </w:tcPr>
-          <w:p>
-            <w:pPr>
-              <w:rPr>
-                <w:lang w:val="es-CO"/>
-              </w:rPr>
-            </w:pPr>
-            <w:r>
-              <w:rPr>
-                <w:lang w:val="es-CO"/>
-              </w:rPr>
-              <w:lastRenderedPageBreak/>
+        </w:tc>
+      </w:tr>
+      <w:tr>
+        <w:tc>
+          <w:tcPr>
+            <w:cnfStyle w:val="001000000000" w:firstRow="0" w:lastRow="0" w:firstColumn="1" w:lastColumn="0" w:oddVBand="0" w:evenVBand="0" w:oddHBand="0" w:evenHBand="0" w:firstRowFirstColumn="0" w:firstRowLastColumn="0" w:lastRowFirstColumn="0" w:lastRowLastColumn="0"/>
+            <w:tcW w:w="2112" w:type="dxa"/>
+            <w:tcBorders>
+              <w:left w:val="none" w:sz="0" w:space="0" w:color="auto"/>
+            </w:tcBorders>
+            <w:shd w:val="clear" w:color="auto" w:fill="244061" w:themeFill="accent1" w:themeFillShade="80"/>
+          </w:tcPr>
+          <w:p>
+            <w:pPr>
+              <w:rPr>
+                <w:lang w:val="es-CO"/>
+              </w:rPr>
+            </w:pPr>
+            <w:r>
+              <w:rPr>
+                <w:lang w:val="es-CO"/>
+              </w:rPr>
               <w:t>Método de validación:</w:t>
             </w:r>
           </w:p>
@@ -5129,12 +5028,6 @@
                 <w:lang w:val="es-CO"/>
               </w:rPr>
             </w:pPr>
-            <w:r>
-              <w:rPr>
-                <w:lang w:val="es-CO"/>
-              </w:rPr>
-              <w:br/>
-            </w:r>
           </w:p>
           <w:p>
             <w:pPr>
@@ -5171,14 +5064,6 @@
               </w:rPr>
               <w:t>).</w:t>
             </w:r>
-          </w:p>
-          <w:p>
-            <w:pPr>
-              <w:cnfStyle w:val="000000000000" w:firstRow="0" w:lastRow="0" w:firstColumn="0" w:lastColumn="0" w:oddVBand="0" w:evenVBand="0" w:oddHBand="0" w:evenHBand="0" w:firstRowFirstColumn="0" w:firstRowLastColumn="0" w:lastRowFirstColumn="0" w:lastRowLastColumn="0"/>
-              <w:rPr>
-                <w:lang w:val="es-CO"/>
-              </w:rPr>
-            </w:pPr>
             <w:r>
               <w:rPr>
                 <w:lang w:val="es-CO"/>
@@ -5225,14 +5110,6 @@
               </w:rPr>
               <w:t xml:space="preserve"> Validar la existencia de los escuchadores process.on('unhandledRejection', ...) y process.on('uncaughtException', ...) en el archivo de entrada del servidor (app.js o server.js), además del middleware de error de Express de 4 parámetros (err, req, res, next).</w:t>
             </w:r>
-          </w:p>
-          <w:p>
-            <w:pPr>
-              <w:cnfStyle w:val="000000000000" w:firstRow="0" w:lastRow="0" w:firstColumn="0" w:lastColumn="0" w:oddVBand="0" w:evenVBand="0" w:oddHBand="0" w:evenHBand="0" w:firstRowFirstColumn="0" w:firstRowLastColumn="0" w:lastRowFirstColumn="0" w:lastRowLastColumn="0"/>
-              <w:rPr>
-                <w:lang w:val="es-CO"/>
-              </w:rPr>
-            </w:pPr>
           </w:p>
         </w:tc>
       </w:tr>
@@ -5523,7 +5400,14 @@
               <w:rPr>
                 <w:lang w:val="es-CO"/>
               </w:rPr>
-              <w:t xml:space="preserve"> - FK) entre las entidades de la aplicación. Específicamente, los registros de servicios deben estar vinculados de manera directa a la tabla de usuarios. Adicionalmente, se debe configurar una restricción de eliminación en cascada (ON DELETE CASCADE), garantizando que al eliminar un servicio se remueva automáticamente todo su historial asociado.</w:t>
+              <w:t xml:space="preserve"> - FK) entre las entidades de la aplicación. Específicamente, los registros de servicios deben estar vinculados de manera directa a la tabla de usuarios. Adicionalmente, se debe configurar una restricción de eliminación en cascada (ON DELETE </w:t>
+            </w:r>
+            <w:r>
+              <w:rPr>
+                <w:lang w:val="es-CO"/>
+              </w:rPr>
+              <w:lastRenderedPageBreak/>
+              <w:t>CASCADE), garantizando que al eliminar un servicio se remueva automáticamente todo su historial asociado.</w:t>
             </w:r>
           </w:p>
         </w:tc>
@@ -5553,6 +5437,7 @@
               <w:rPr>
                 <w:lang w:val="es-CO"/>
               </w:rPr>
+              <w:lastRenderedPageBreak/>
               <w:t>Justificación:</w:t>
             </w:r>
           </w:p>
@@ -5598,7 +5483,6 @@
               <w:rPr>
                 <w:lang w:val="es-CO"/>
               </w:rPr>
-              <w:lastRenderedPageBreak/>
               <w:t>Métrica:</w:t>
             </w:r>
           </w:p>
@@ -5619,7 +5503,19 @@
               <w:rPr>
                 <w:lang w:val="es-CO"/>
               </w:rPr>
-              <w:t>Ausencia total (0\%) de registros huérfanos en las tablas de historial al eliminar un servicio de la base de datos.</w:t>
+              <w:t>Ausencia total (0</w:t>
+            </w:r>
+            <w:r>
+              <w:rPr>
+                <w:lang w:val="es-CO"/>
+              </w:rPr>
+              <w:t>%</w:t>
+            </w:r>
+            <w:r>
+              <w:rPr>
+                <w:lang w:val="es-CO"/>
+              </w:rPr>
+              <w:t>) de registros huérfanos en las tablas de historial al eliminar un servicio de la base de datos.</w:t>
             </w:r>
           </w:p>
           <w:p>
@@ -5685,6 +5581,20 @@
                 <w:lang w:val="es-CO"/>
               </w:rPr>
             </w:pPr>
+          </w:p>
+          <w:p>
+            <w:pPr>
+              <w:cnfStyle w:val="000000100000" w:firstRow="0" w:lastRow="0" w:firstColumn="0" w:lastColumn="0" w:oddVBand="0" w:evenVBand="0" w:oddHBand="1" w:evenHBand="0" w:firstRowFirstColumn="0" w:firstRowLastColumn="0" w:lastRowFirstColumn="0" w:lastRowLastColumn="0"/>
+              <w:rPr>
+                <w:lang w:val="es-CO"/>
+              </w:rPr>
+            </w:pPr>
+            <w:r>
+              <w:rPr>
+                <w:lang w:val="es-CO"/>
+              </w:rPr>
+              <w:t>* Eliminación limpia, completa e inmediata de todos los registros del historial dependientes de un servicio tras ejecutar la orden de borrado de dicho servicio.</w:t>
+            </w:r>
             <w:r>
               <w:rPr>
                 <w:lang w:val="es-CO"/>
@@ -5703,44 +5613,8 @@
               <w:rPr>
                 <w:lang w:val="es-CO"/>
               </w:rPr>
-              <w:t>* Eliminación limpia, completa e inmediata de todos los registros del historial dependientes de un servicio tras ejecutar la orden de borrado de dicho servicio.</w:t>
-            </w:r>
-          </w:p>
-          <w:p>
-            <w:pPr>
-              <w:cnfStyle w:val="000000100000" w:firstRow="0" w:lastRow="0" w:firstColumn="0" w:lastColumn="0" w:oddVBand="0" w:evenVBand="0" w:oddHBand="1" w:evenHBand="0" w:firstRowFirstColumn="0" w:firstRowLastColumn="0" w:lastRowFirstColumn="0" w:lastRowLastColumn="0"/>
-              <w:rPr>
-                <w:lang w:val="es-CO"/>
-              </w:rPr>
-            </w:pPr>
-            <w:r>
-              <w:rPr>
-                <w:lang w:val="es-CO"/>
-              </w:rPr>
-              <w:br/>
-            </w:r>
-          </w:p>
-          <w:p>
-            <w:pPr>
-              <w:cnfStyle w:val="000000100000" w:firstRow="0" w:lastRow="0" w:firstColumn="0" w:lastColumn="0" w:oddVBand="0" w:evenVBand="0" w:oddHBand="1" w:evenHBand="0" w:firstRowFirstColumn="0" w:firstRowLastColumn="0" w:lastRowFirstColumn="0" w:lastRowLastColumn="0"/>
-              <w:rPr>
-                <w:lang w:val="es-CO"/>
-              </w:rPr>
-            </w:pPr>
-            <w:r>
-              <w:rPr>
-                <w:lang w:val="es-CO"/>
-              </w:rPr>
               <w:t>* Preservación estricta de la integridad relacional de la base de datos sin necesidad de scripts manuales de limpieza.</w:t>
             </w:r>
-          </w:p>
-          <w:p>
-            <w:pPr>
-              <w:cnfStyle w:val="000000100000" w:firstRow="0" w:lastRow="0" w:firstColumn="0" w:lastColumn="0" w:oddVBand="0" w:evenVBand="0" w:oddHBand="1" w:evenHBand="0" w:firstRowFirstColumn="0" w:firstRowLastColumn="0" w:lastRowFirstColumn="0" w:lastRowLastColumn="0"/>
-              <w:rPr>
-                <w:lang w:val="es-CO"/>
-              </w:rPr>
-            </w:pPr>
           </w:p>
         </w:tc>
       </w:tr>
@@ -5794,14 +5668,6 @@
               </w:rPr>
               <w:t xml:space="preserve"> Insertar un servicio con múltiples registros de historial asociados. Ejecutar una sentencia de eliminación (DELETE FROM servicios WHERE id = ...) y consultar la tabla de historial para confirmar que los registros vinculados fueron removidos automáticamente.</w:t>
             </w:r>
-          </w:p>
-          <w:p>
-            <w:pPr>
-              <w:cnfStyle w:val="000000000000" w:firstRow="0" w:lastRow="0" w:firstColumn="0" w:lastColumn="0" w:oddVBand="0" w:evenVBand="0" w:oddHBand="0" w:evenHBand="0" w:firstRowFirstColumn="0" w:firstRowLastColumn="0" w:lastRowFirstColumn="0" w:lastRowLastColumn="0"/>
-              <w:rPr>
-                <w:lang w:val="es-CO"/>
-              </w:rPr>
-            </w:pPr>
             <w:r>
               <w:rPr>
                 <w:lang w:val="es-CO"/>
@@ -5838,12 +5704,6 @@
                 <w:lang w:val="es-CO"/>
               </w:rPr>
             </w:pPr>
-            <w:r>
-              <w:rPr>
-                <w:lang w:val="es-CO"/>
-              </w:rPr>
-              <w:br/>
-            </w:r>
           </w:p>
           <w:p>
             <w:pPr>
@@ -5866,14 +5726,6 @@
               </w:rPr>
               <w:t xml:space="preserve"> Consumir el endpoint de eliminación de servicio y verificar mediante lectura subsiguiente que las consultas al historial de ese servicio ya no devuelvan registros ni lancen errores de clave foránea.</w:t>
             </w:r>
-          </w:p>
-          <w:p>
-            <w:pPr>
-              <w:cnfStyle w:val="000000000000" w:firstRow="0" w:lastRow="0" w:firstColumn="0" w:lastColumn="0" w:oddVBand="0" w:evenVBand="0" w:oddHBand="0" w:evenHBand="0" w:firstRowFirstColumn="0" w:firstRowLastColumn="0" w:lastRowFirstColumn="0" w:lastRowLastColumn="0"/>
-              <w:rPr>
-                <w:lang w:val="es-CO"/>
-              </w:rPr>
-            </w:pPr>
           </w:p>
         </w:tc>
       </w:tr>
@@ -6164,14 +6016,14 @@
               <w:rPr>
                 <w:lang w:val="es-CO"/>
               </w:rPr>
-              <w:t xml:space="preserve"> El sistema debe implementar reglas de validación en la capa de lógica de negocio para restringir las transiciones de estado de un servicio. </w:t>
+              <w:t xml:space="preserve"> El sistema debe implementar reglas de validación en la capa de lógica de </w:t>
             </w:r>
             <w:r>
               <w:rPr>
                 <w:lang w:val="es-CO"/>
               </w:rPr>
               <w:lastRenderedPageBreak/>
-              <w:t>Específicamente, queda estrictamente prohibido cancelar un servicio que ya haya sido completado (Etapa = 100) o que previamente haya sido marcado como cancelado (Etapa = -1).</w:t>
+              <w:t>negocio para restringir las transiciones de estado de un servicio. Específicamente, queda estrictamente prohibido cancelar un servicio que ya haya sido completado (Etapa = 100) o que previamente haya sido marcado como cancelado (Etapa = -1).</w:t>
             </w:r>
           </w:p>
         </w:tc>
@@ -6267,7 +6119,19 @@
               <w:rPr>
                 <w:lang w:val="es-CO"/>
               </w:rPr>
-              <w:t>Rechazo del 100\% de las solicitudes de cancelación dirigidas a servicios en estado terminal (Etapa = 100 o Etapa = -1).</w:t>
+              <w:t>Rechazo del 100</w:t>
+            </w:r>
+            <w:r>
+              <w:rPr>
+                <w:lang w:val="es-CO"/>
+              </w:rPr>
+              <w:t>%</w:t>
+            </w:r>
+            <w:r>
+              <w:rPr>
+                <w:lang w:val="es-CO"/>
+              </w:rPr>
+              <w:t xml:space="preserve"> de las solicitudes de cancelación dirigidas a servicios en estado terminal (Etapa = 100 o Etapa = -1).</w:t>
             </w:r>
           </w:p>
           <w:p>
@@ -6325,14 +6189,6 @@
               </w:rPr>
               <w:t>* Mantenimiento del estado actual del servicio ante intentos no válidos de cancelación.</w:t>
             </w:r>
-          </w:p>
-          <w:p>
-            <w:pPr>
-              <w:cnfStyle w:val="000000100000" w:firstRow="0" w:lastRow="0" w:firstColumn="0" w:lastColumn="0" w:oddVBand="0" w:evenVBand="0" w:oddHBand="1" w:evenHBand="0" w:firstRowFirstColumn="0" w:firstRowLastColumn="0" w:lastRowFirstColumn="0" w:lastRowLastColumn="0"/>
-              <w:rPr>
-                <w:lang w:val="es-CO"/>
-              </w:rPr>
-            </w:pPr>
             <w:r>
               <w:rPr>
                 <w:lang w:val="es-CO"/>
@@ -6361,12 +6217,6 @@
                 <w:lang w:val="es-CO"/>
               </w:rPr>
             </w:pPr>
-            <w:r>
-              <w:rPr>
-                <w:lang w:val="es-CO"/>
-              </w:rPr>
-              <w:br/>
-            </w:r>
           </w:p>
           <w:p>
             <w:pPr>
@@ -6381,14 +6231,6 @@
               </w:rPr>
               <w:t>* Bloqueo de la opción de cancelación tanto desde los endpoints de la API backend como en los controles visuales de la interfaz de usuario frontend.</w:t>
             </w:r>
-          </w:p>
-          <w:p>
-            <w:pPr>
-              <w:cnfStyle w:val="000000100000" w:firstRow="0" w:lastRow="0" w:firstColumn="0" w:lastColumn="0" w:oddVBand="0" w:evenVBand="0" w:oddHBand="1" w:evenHBand="0" w:firstRowFirstColumn="0" w:firstRowLastColumn="0" w:lastRowFirstColumn="0" w:lastRowLastColumn="0"/>
-              <w:rPr>
-                <w:lang w:val="es-CO"/>
-              </w:rPr>
-            </w:pPr>
           </w:p>
         </w:tc>
       </w:tr>
@@ -6450,12 +6292,6 @@
                 <w:lang w:val="es-CO"/>
               </w:rPr>
             </w:pPr>
-            <w:r>
-              <w:rPr>
-                <w:lang w:val="es-CO"/>
-              </w:rPr>
-              <w:br/>
-            </w:r>
           </w:p>
           <w:p>
             <w:pPr>
@@ -6486,12 +6322,6 @@
                 <w:lang w:val="es-CO"/>
               </w:rPr>
             </w:pPr>
-            <w:r>
-              <w:rPr>
-                <w:lang w:val="es-CO"/>
-              </w:rPr>
-              <w:br/>
-            </w:r>
           </w:p>
           <w:p>
             <w:pPr>
@@ -6532,14 +6362,6 @@
               </w:rPr>
               <w:t xml:space="preserve"> Validar en el servicio/controlador del backend la existencia de condicionales de guarda que verifiquen el valor actual del campo Etapa antes de procesar cualquier cambio de estado.</w:t>
             </w:r>
-          </w:p>
-          <w:p>
-            <w:pPr>
-              <w:cnfStyle w:val="000000000000" w:firstRow="0" w:lastRow="0" w:firstColumn="0" w:lastColumn="0" w:oddVBand="0" w:evenVBand="0" w:oddHBand="0" w:evenHBand="0" w:firstRowFirstColumn="0" w:firstRowLastColumn="0" w:lastRowFirstColumn="0" w:lastRowLastColumn="0"/>
-              <w:rPr>
-                <w:lang w:val="es-CO"/>
-              </w:rPr>
-            </w:pPr>
           </w:p>
         </w:tc>
       </w:tr>
@@ -6802,7 +6624,6 @@
               <w:rPr>
                 <w:lang w:val="es-CO"/>
               </w:rPr>
-              <w:lastRenderedPageBreak/>
               <w:t>Descripción:</w:t>
             </w:r>
           </w:p>
@@ -6831,7 +6652,14 @@
               <w:rPr>
                 <w:lang w:val="es-CO"/>
               </w:rPr>
-              <w:t xml:space="preserve"> Todas las columnas de la base de datos destinadas a almacenar montos monetarios, costos o precios deben definirse bajo el tipo de dato numérico exacto DECIMAL(12,2). Queda estrictamente prohibido el uso de tipos de punto flotante aproximados (como FLOAT o DOUBLE) para valores financieros.</w:t>
+              <w:t xml:space="preserve"> Todas las columnas de la base de datos destinadas a almacenar montos monetarios, costos o precios deben definirse bajo el tipo de dato numérico exacto DECIMAL(12,2). Queda estrictamente prohibido el uso de </w:t>
+            </w:r>
+            <w:r>
+              <w:rPr>
+                <w:lang w:val="es-CO"/>
+              </w:rPr>
+              <w:lastRenderedPageBreak/>
+              <w:t>tipos de punto flotante aproximados (como FLOAT o DOUBLE) para valores financieros.</w:t>
             </w:r>
           </w:p>
         </w:tc>
@@ -6861,6 +6689,7 @@
               <w:rPr>
                 <w:lang w:val="es-CO"/>
               </w:rPr>
+              <w:lastRenderedPageBreak/>
               <w:t>Justificación:</w:t>
             </w:r>
           </w:p>
@@ -6926,7 +6755,19 @@
               <w:rPr>
                 <w:lang w:val="es-CO"/>
               </w:rPr>
-              <w:t>Margen de error o discrepancia de redondeo igual a 0\% en el almacenamiento y cálculo de valores monetarios.</w:t>
+              <w:t>Margen de error o discrepancia de redondeo igual a 0</w:t>
+            </w:r>
+            <w:r>
+              <w:rPr>
+                <w:lang w:val="es-CO"/>
+              </w:rPr>
+              <w:t>%</w:t>
+            </w:r>
+            <w:r>
+              <w:rPr>
+                <w:lang w:val="es-CO"/>
+              </w:rPr>
+              <w:t xml:space="preserve"> en el almacenamiento y cálculo de valores monetarios.</w:t>
             </w:r>
           </w:p>
           <w:p>
@@ -6984,14 +6825,6 @@
               </w:rPr>
               <w:t>* Definición física estricta de las columnas de precio como DECIMAL(12,2) en el motor de base de datos.</w:t>
             </w:r>
-          </w:p>
-          <w:p>
-            <w:pPr>
-              <w:cnfStyle w:val="000000100000" w:firstRow="0" w:lastRow="0" w:firstColumn="0" w:lastColumn="0" w:oddVBand="0" w:evenVBand="0" w:oddHBand="1" w:evenHBand="0" w:firstRowFirstColumn="0" w:firstRowLastColumn="0" w:lastRowFirstColumn="0" w:lastRowLastColumn="0"/>
-              <w:rPr>
-                <w:lang w:val="es-CO"/>
-              </w:rPr>
-            </w:pPr>
             <w:r>
               <w:rPr>
                 <w:lang w:val="es-CO"/>
@@ -7012,14 +6845,6 @@
               </w:rPr>
               <w:t>* Capacidad para almacenar montos de hasta 10 dígitos enteros y exactamente 2 decimales (hasta \99,999,999,999.99).</w:t>
             </w:r>
-          </w:p>
-          <w:p>
-            <w:pPr>
-              <w:cnfStyle w:val="000000100000" w:firstRow="0" w:lastRow="0" w:firstColumn="0" w:lastColumn="0" w:oddVBand="0" w:evenVBand="0" w:oddHBand="1" w:evenHBand="0" w:firstRowFirstColumn="0" w:firstRowLastColumn="0" w:lastRowFirstColumn="0" w:lastRowLastColumn="0"/>
-              <w:rPr>
-                <w:lang w:val="es-CO"/>
-              </w:rPr>
-            </w:pPr>
             <w:r>
               <w:rPr>
                 <w:lang w:val="es-CO"/>
@@ -7040,14 +6865,6 @@
               </w:rPr>
               <w:t>* Mantenimiento de la precisión exacta sin pérdidas de centavos al realizar agregaciones o cálculos contables.</w:t>
             </w:r>
-          </w:p>
-          <w:p>
-            <w:pPr>
-              <w:cnfStyle w:val="000000100000" w:firstRow="0" w:lastRow="0" w:firstColumn="0" w:lastColumn="0" w:oddVBand="0" w:evenVBand="0" w:oddHBand="1" w:evenHBand="0" w:firstRowFirstColumn="0" w:firstRowLastColumn="0" w:lastRowFirstColumn="0" w:lastRowLastColumn="0"/>
-              <w:rPr>
-                <w:lang w:val="es-CO"/>
-              </w:rPr>
-            </w:pPr>
           </w:p>
         </w:tc>
       </w:tr>
@@ -7109,12 +6926,6 @@
                 <w:lang w:val="es-CO"/>
               </w:rPr>
             </w:pPr>
-            <w:r>
-              <w:rPr>
-                <w:lang w:val="es-CO"/>
-              </w:rPr>
-              <w:br/>
-            </w:r>
           </w:p>
           <w:p>
             <w:pPr>
@@ -7137,14 +6948,6 @@
               </w:rPr>
               <w:t xml:space="preserve"> Insertar y sumar valores con centavos decimales (ej. 0.10 + 0.20) a través de la API y verificar en la base de datos que el resultado sea numéricamente exacto (0.30) sin residuos flotantes (0.30000000000000004).</w:t>
             </w:r>
-          </w:p>
-          <w:p>
-            <w:pPr>
-              <w:cnfStyle w:val="000000000000" w:firstRow="0" w:lastRow="0" w:firstColumn="0" w:lastColumn="0" w:oddVBand="0" w:evenVBand="0" w:oddHBand="0" w:evenHBand="0" w:firstRowFirstColumn="0" w:firstRowLastColumn="0" w:lastRowFirstColumn="0" w:lastRowLastColumn="0"/>
-              <w:rPr>
-                <w:lang w:val="es-CO"/>
-              </w:rPr>
-            </w:pPr>
             <w:r>
               <w:rPr>
                 <w:lang w:val="es-CO"/>
@@ -7173,14 +6976,6 @@
               </w:rPr>
               <w:t xml:space="preserve"> Confirmar que los ORMs o controladores procesen los valores numéricos con la precisión requerida sin casteos implícitos a tipos Float.</w:t>
             </w:r>
-          </w:p>
-          <w:p>
-            <w:pPr>
-              <w:cnfStyle w:val="000000000000" w:firstRow="0" w:lastRow="0" w:firstColumn="0" w:lastColumn="0" w:oddVBand="0" w:evenVBand="0" w:oddHBand="0" w:evenHBand="0" w:firstRowFirstColumn="0" w:firstRowLastColumn="0" w:lastRowFirstColumn="0" w:lastRowLastColumn="0"/>
-              <w:rPr>
-                <w:lang w:val="es-CO"/>
-              </w:rPr>
-            </w:pPr>
           </w:p>
         </w:tc>
       </w:tr>
@@ -7326,7 +7121,6 @@
               <w:rPr>
                 <w:lang w:val="es-CO"/>
               </w:rPr>
-              <w:lastRenderedPageBreak/>
               <w:t>ID:</w:t>
             </w:r>
           </w:p>
@@ -7488,6 +7282,7 @@
               <w:rPr>
                 <w:lang w:val="es-CO"/>
               </w:rPr>
+              <w:lastRenderedPageBreak/>
               <w:t>Justificación:</w:t>
             </w:r>
           </w:p>
@@ -7553,7 +7348,19 @@
               <w:rPr>
                 <w:lang w:val="es-CO"/>
               </w:rPr>
-              <w:t>Disponibilidad del 100\% del catálogo público para solicitudes HTTP GET anónimas (sin cabecera Authorization).</w:t>
+              <w:t>Disponibilidad del 100</w:t>
+            </w:r>
+            <w:r>
+              <w:rPr>
+                <w:lang w:val="es-CO"/>
+              </w:rPr>
+              <w:t>%</w:t>
+            </w:r>
+            <w:r>
+              <w:rPr>
+                <w:lang w:val="es-CO"/>
+              </w:rPr>
+              <w:t xml:space="preserve"> del catálogo público para solicitudes HTTP GET anónimas (sin cabecera Authorization).</w:t>
             </w:r>
           </w:p>
           <w:p>
@@ -7619,6 +7426,20 @@
                 <w:lang w:val="es-CO"/>
               </w:rPr>
             </w:pPr>
+          </w:p>
+          <w:p>
+            <w:pPr>
+              <w:cnfStyle w:val="000000100000" w:firstRow="0" w:lastRow="0" w:firstColumn="0" w:lastColumn="0" w:oddVBand="0" w:evenVBand="0" w:oddHBand="1" w:evenHBand="0" w:firstRowFirstColumn="0" w:firstRowLastColumn="0" w:lastRowFirstColumn="0" w:lastRowLastColumn="0"/>
+              <w:rPr>
+                <w:lang w:val="es-CO"/>
+              </w:rPr>
+            </w:pPr>
+            <w:r>
+              <w:rPr>
+                <w:lang w:val="es-CO"/>
+              </w:rPr>
+              <w:t>* Omisión del middleware de verificación de autenticación en las rutas de consulta de catálogo.</w:t>
+            </w:r>
             <w:r>
               <w:rPr>
                 <w:lang w:val="es-CO"/>
@@ -7637,44 +7458,8 @@
               <w:rPr>
                 <w:lang w:val="es-CO"/>
               </w:rPr>
-              <w:t>* Omisión del middleware de verificación de autenticación en las rutas de consulta de catálogo.</w:t>
-            </w:r>
-          </w:p>
-          <w:p>
-            <w:pPr>
-              <w:cnfStyle w:val="000000100000" w:firstRow="0" w:lastRow="0" w:firstColumn="0" w:lastColumn="0" w:oddVBand="0" w:evenVBand="0" w:oddHBand="1" w:evenHBand="0" w:firstRowFirstColumn="0" w:firstRowLastColumn="0" w:lastRowFirstColumn="0" w:lastRowLastColumn="0"/>
-              <w:rPr>
-                <w:lang w:val="es-CO"/>
-              </w:rPr>
-            </w:pPr>
-            <w:r>
-              <w:rPr>
-                <w:lang w:val="es-CO"/>
-              </w:rPr>
-              <w:br/>
-            </w:r>
-          </w:p>
-          <w:p>
-            <w:pPr>
-              <w:cnfStyle w:val="000000100000" w:firstRow="0" w:lastRow="0" w:firstColumn="0" w:lastColumn="0" w:oddVBand="0" w:evenVBand="0" w:oddHBand="1" w:evenHBand="0" w:firstRowFirstColumn="0" w:firstRowLastColumn="0" w:lastRowFirstColumn="0" w:lastRowLastColumn="0"/>
-              <w:rPr>
-                <w:lang w:val="es-CO"/>
-              </w:rPr>
-            </w:pPr>
-            <w:r>
-              <w:rPr>
-                <w:lang w:val="es-CO"/>
-              </w:rPr>
               <w:t>* Posibilidad de consumo del endpoint tanto desde el cliente web público como desde herramientas externas o motores de búsqueda.</w:t>
             </w:r>
-          </w:p>
-          <w:p>
-            <w:pPr>
-              <w:cnfStyle w:val="000000100000" w:firstRow="0" w:lastRow="0" w:firstColumn="0" w:lastColumn="0" w:oddVBand="0" w:evenVBand="0" w:oddHBand="1" w:evenHBand="0" w:firstRowFirstColumn="0" w:firstRowLastColumn="0" w:lastRowFirstColumn="0" w:lastRowLastColumn="0"/>
-              <w:rPr>
-                <w:lang w:val="es-CO"/>
-              </w:rPr>
-            </w:pPr>
           </w:p>
         </w:tc>
       </w:tr>
@@ -7728,14 +7513,6 @@
               </w:rPr>
               <w:t xml:space="preserve"> Realizar peticiones HTTP GET al endpoint del catálogo público removiendo explícitamente cualquier token o encabezado de autorización y verificar que la API devuelva la información correctamente.</w:t>
             </w:r>
-          </w:p>
-          <w:p>
-            <w:pPr>
-              <w:cnfStyle w:val="000000000000" w:firstRow="0" w:lastRow="0" w:firstColumn="0" w:lastColumn="0" w:oddVBand="0" w:evenVBand="0" w:oddHBand="0" w:evenHBand="0" w:firstRowFirstColumn="0" w:firstRowLastColumn="0" w:lastRowFirstColumn="0" w:lastRowLastColumn="0"/>
-              <w:rPr>
-                <w:lang w:val="es-CO"/>
-              </w:rPr>
-            </w:pPr>
             <w:r>
               <w:rPr>
                 <w:lang w:val="es-CO"/>
@@ -7764,14 +7541,6 @@
               </w:rPr>
               <w:t xml:space="preserve"> Navegar por la sección del catálogo en el frontend utilizando una ventana de incógnito (sin sesión activa ni localStorage) y confirmar que los datos se visualizan sin redirecciones al formulario de login.</w:t>
             </w:r>
-          </w:p>
-          <w:p>
-            <w:pPr>
-              <w:cnfStyle w:val="000000000000" w:firstRow="0" w:lastRow="0" w:firstColumn="0" w:lastColumn="0" w:oddVBand="0" w:evenVBand="0" w:oddHBand="0" w:evenHBand="0" w:firstRowFirstColumn="0" w:firstRowLastColumn="0" w:lastRowFirstColumn="0" w:lastRowLastColumn="0"/>
-              <w:rPr>
-                <w:lang w:val="es-CO"/>
-              </w:rPr>
-            </w:pPr>
             <w:r>
               <w:rPr>
                 <w:lang w:val="es-CO"/>
@@ -7819,14 +7588,6 @@
               <w:t xml:space="preserve"> Inspeccionar el enrutador del backend para comprobar que las rutas de lectura de catálogo estén ubicadas fuera de las capas de protección de middleware JWT (authenticateToken o similar).</w:t>
             </w:r>
           </w:p>
-          <w:p>
-            <w:pPr>
-              <w:cnfStyle w:val="000000000000" w:firstRow="0" w:lastRow="0" w:firstColumn="0" w:lastColumn="0" w:oddVBand="0" w:evenVBand="0" w:oddHBand="0" w:evenHBand="0" w:firstRowFirstColumn="0" w:firstRowLastColumn="0" w:lastRowFirstColumn="0" w:lastRowLastColumn="0"/>
-              <w:rPr>
-                <w:lang w:val="es-CO"/>
-              </w:rPr>
-            </w:pPr>
-          </w:p>
         </w:tc>
       </w:tr>
       <w:tr>
@@ -7929,14 +7690,7 @@
               <w:rPr>
                 <w:lang w:val="es-CO"/>
               </w:rPr>
-              <w:t xml:space="preserve">) en </w:t>
-            </w:r>
-            <w:r>
-              <w:rPr>
-                <w:lang w:val="es-CO"/>
-              </w:rPr>
-              <w:lastRenderedPageBreak/>
-              <w:t>este endpoint para prevenir el rascado masivo de datos (</w:t>
+              <w:t>) en este endpoint para prevenir el rascado masivo de datos (</w:t>
             </w:r>
             <w:r>
               <w:rPr>
@@ -8167,6 +7921,7 @@
               <w:rPr>
                 <w:lang w:val="es-CO"/>
               </w:rPr>
+              <w:lastRenderedPageBreak/>
               <w:t>Justificación:</w:t>
             </w:r>
           </w:p>
@@ -8246,16 +8001,20 @@
               <w:rPr>
                 <w:lang w:val="es-CO"/>
               </w:rPr>
-              <w:t>Capacidad para almacenar y recuperar correctamente el 100\% de las referencias de imagen en formato de texto sin exceder el límite del campo.</w:t>
-            </w:r>
-          </w:p>
-          <w:p>
-            <w:pPr>
-              <w:cnfStyle w:val="000000000000" w:firstRow="0" w:lastRow="0" w:firstColumn="0" w:lastColumn="0" w:oddVBand="0" w:evenVBand="0" w:oddHBand="0" w:evenHBand="0" w:firstRowFirstColumn="0" w:firstRowLastColumn="0" w:lastRowFirstColumn="0" w:lastRowLastColumn="0"/>
-              <w:rPr>
-                <w:lang w:val="es-CO"/>
-              </w:rPr>
-            </w:pPr>
+              <w:t>Capacidad para almacenar y recuperar correctamente el 100</w:t>
+            </w:r>
+            <w:r>
+              <w:rPr>
+                <w:lang w:val="es-CO"/>
+              </w:rPr>
+              <w:t>%</w:t>
+            </w:r>
+            <w:r>
+              <w:rPr>
+                <w:lang w:val="es-CO"/>
+              </w:rPr>
+              <w:t xml:space="preserve"> de las referencias de imagen en formato de texto sin exceder el límite del campo.</w:t>
+            </w:r>
           </w:p>
         </w:tc>
       </w:tr>
@@ -8409,12 +8168,6 @@
                 <w:lang w:val="es-CO"/>
               </w:rPr>
             </w:pPr>
-            <w:r>
-              <w:rPr>
-                <w:lang w:val="es-CO"/>
-              </w:rPr>
-              <w:br/>
-            </w:r>
           </w:p>
           <w:p>
             <w:pPr>
@@ -8437,14 +8190,6 @@
               </w:rPr>
               <w:t xml:space="preserve"> Insertar un registro enviando tanto una URL externa válida como una ruta local y confirmar que se guarde de forma limpia sin truncamiento de datos.</w:t>
             </w:r>
-          </w:p>
-          <w:p>
-            <w:pPr>
-              <w:cnfStyle w:val="000000000000" w:firstRow="0" w:lastRow="0" w:firstColumn="0" w:lastColumn="0" w:oddVBand="0" w:evenVBand="0" w:oddHBand="0" w:evenHBand="0" w:firstRowFirstColumn="0" w:firstRowLastColumn="0" w:lastRowFirstColumn="0" w:lastRowLastColumn="0"/>
-              <w:rPr>
-                <w:lang w:val="es-CO"/>
-              </w:rPr>
-            </w:pPr>
             <w:r>
               <w:rPr>
                 <w:lang w:val="es-CO"/>
@@ -8473,14 +8218,6 @@
               </w:rPr>
               <w:t xml:space="preserve"> Comprobar que los componentes de la interfaz utilicen la cadena almacenada directamente en el atributo src de las etiquetas de imagen (&lt;img src="..." /&gt;) y se desplieguen correctamente.</w:t>
             </w:r>
-          </w:p>
-          <w:p>
-            <w:pPr>
-              <w:cnfStyle w:val="000000000000" w:firstRow="0" w:lastRow="0" w:firstColumn="0" w:lastColumn="0" w:oddVBand="0" w:evenVBand="0" w:oddHBand="0" w:evenHBand="0" w:firstRowFirstColumn="0" w:firstRowLastColumn="0" w:lastRowFirstColumn="0" w:lastRowLastColumn="0"/>
-              <w:rPr>
-                <w:lang w:val="es-CO"/>
-              </w:rPr>
-            </w:pPr>
           </w:p>
         </w:tc>
       </w:tr>
@@ -8550,7 +8287,6 @@
               <w:rPr>
                 <w:lang w:val="es-CO"/>
               </w:rPr>
-              <w:lastRenderedPageBreak/>
               <w:t>Observaciones:</w:t>
             </w:r>
           </w:p>
@@ -8788,6 +8524,7 @@
               <w:rPr>
                 <w:lang w:val="es-CO"/>
               </w:rPr>
+              <w:lastRenderedPageBreak/>
               <w:t>Justificación:</w:t>
             </w:r>
           </w:p>
@@ -8933,12 +8670,6 @@
                 <w:lang w:val="es-CO"/>
               </w:rPr>
             </w:pPr>
-            <w:r>
-              <w:rPr>
-                <w:lang w:val="es-CO"/>
-              </w:rPr>
-              <w:br/>
-            </w:r>
           </w:p>
           <w:p>
             <w:pPr>
@@ -8953,14 +8684,6 @@
               </w:rPr>
               <w:t>* Disminución notable en el uso de CPU e I/O del motor de base de datos al ejecutar sentencias SELECT ... WHERE Activo_Catalogo = 1 AND ID_Categoria = ?.</w:t>
             </w:r>
-          </w:p>
-          <w:p>
-            <w:pPr>
-              <w:cnfStyle w:val="000000100000" w:firstRow="0" w:lastRow="0" w:firstColumn="0" w:lastColumn="0" w:oddVBand="0" w:evenVBand="0" w:oddHBand="1" w:evenHBand="0" w:firstRowFirstColumn="0" w:firstRowLastColumn="0" w:lastRowFirstColumn="0" w:lastRowLastColumn="0"/>
-              <w:rPr>
-                <w:lang w:val="es-CO"/>
-              </w:rPr>
-            </w:pPr>
           </w:p>
         </w:tc>
       </w:tr>
@@ -9022,12 +8745,6 @@
                 <w:lang w:val="es-CO"/>
               </w:rPr>
             </w:pPr>
-            <w:r>
-              <w:rPr>
-                <w:lang w:val="es-CO"/>
-              </w:rPr>
-              <w:br/>
-            </w:r>
           </w:p>
           <w:p>
             <w:pPr>
@@ -9056,14 +8773,6 @@
               </w:rPr>
               <w:t>producto.</w:t>
             </w:r>
-          </w:p>
-          <w:p>
-            <w:pPr>
-              <w:cnfStyle w:val="000000000000" w:firstRow="0" w:lastRow="0" w:firstColumn="0" w:lastColumn="0" w:oddVBand="0" w:evenVBand="0" w:oddHBand="0" w:evenHBand="0" w:firstRowFirstColumn="0" w:firstRowLastColumn="0" w:lastRowFirstColumn="0" w:lastRowLastColumn="0"/>
-              <w:rPr>
-                <w:lang w:val="es-CO"/>
-              </w:rPr>
-            </w:pPr>
             <w:r>
               <w:rPr>
                 <w:lang w:val="es-CO"/>
@@ -9090,23 +8799,8 @@
               <w:rPr>
                 <w:lang w:val="es-CO"/>
               </w:rPr>
-              <w:t xml:space="preserve"> Poblar la tabla Producto con un lote de prueba de 10,000+ registros y comparar la </w:t>
-            </w:r>
-            <w:r>
-              <w:rPr>
-                <w:lang w:val="es-CO"/>
-              </w:rPr>
-              <w:lastRenderedPageBreak/>
-              <w:t>velocidad de respuesta de la API antes y después de aplicar los índices.</w:t>
-            </w:r>
-          </w:p>
-          <w:p>
-            <w:pPr>
-              <w:cnfStyle w:val="000000000000" w:firstRow="0" w:lastRow="0" w:firstColumn="0" w:lastColumn="0" w:oddVBand="0" w:evenVBand="0" w:oddHBand="0" w:evenHBand="0" w:firstRowFirstColumn="0" w:firstRowLastColumn="0" w:lastRowFirstColumn="0" w:lastRowLastColumn="0"/>
-              <w:rPr>
-                <w:lang w:val="es-CO"/>
-              </w:rPr>
-            </w:pPr>
+              <w:t xml:space="preserve"> Poblar la tabla Producto con un lote de prueba de 10,000+ registros y comparar la velocidad de respuesta de la API antes y después de aplicar los índices.</w:t>
+            </w:r>
           </w:p>
         </w:tc>
       </w:tr>
@@ -9133,7 +8827,6 @@
               <w:rPr>
                 <w:lang w:val="es-CO"/>
               </w:rPr>
-              <w:lastRenderedPageBreak/>
               <w:t>Casos de prueba asociados:</w:t>
             </w:r>
           </w:p>
@@ -9414,6 +9107,7 @@
               <w:rPr>
                 <w:lang w:val="es-CO"/>
               </w:rPr>
+              <w:lastRenderedPageBreak/>
               <w:t>Justificación:</w:t>
             </w:r>
           </w:p>
@@ -9479,7 +9173,19 @@
               <w:rPr>
                 <w:lang w:val="es-CO"/>
               </w:rPr>
-              <w:t>Rechazo del 100\% de los intentos de modificación de estado de notificaciones realizados por usuarios que no sean los propietarios legítimos o que carezcan de un rol de gestión autorizado (Admin/Técnico).</w:t>
+              <w:t>Rechazo del 100</w:t>
+            </w:r>
+            <w:r>
+              <w:rPr>
+                <w:lang w:val="es-CO"/>
+              </w:rPr>
+              <w:t>%</w:t>
+            </w:r>
+            <w:r>
+              <w:rPr>
+                <w:lang w:val="es-CO"/>
+              </w:rPr>
+              <w:t xml:space="preserve"> de los intentos de modificación de estado de notificaciones realizados por usuarios que no sean los propietarios legítimos o que carezcan de un rol de gestión autorizado (Admin/Técnico).</w:t>
             </w:r>
           </w:p>
           <w:p>
@@ -9545,12 +9251,6 @@
                 <w:lang w:val="es-CO"/>
               </w:rPr>
             </w:pPr>
-            <w:r>
-              <w:rPr>
-                <w:lang w:val="es-CO"/>
-              </w:rPr>
-              <w:br/>
-            </w:r>
           </w:p>
           <w:p>
             <w:pPr>
@@ -9573,12 +9273,6 @@
                 <w:lang w:val="es-CO"/>
               </w:rPr>
             </w:pPr>
-            <w:r>
-              <w:rPr>
-                <w:lang w:val="es-CO"/>
-              </w:rPr>
-              <w:br/>
-            </w:r>
           </w:p>
           <w:p>
             <w:pPr>
@@ -9593,14 +9287,6 @@
               </w:rPr>
               <w:t>* Integridad permanente en los buzones de notificaciones de los usuarios.</w:t>
             </w:r>
-          </w:p>
-          <w:p>
-            <w:pPr>
-              <w:cnfStyle w:val="000000100000" w:firstRow="0" w:lastRow="0" w:firstColumn="0" w:lastColumn="0" w:oddVBand="0" w:evenVBand="0" w:oddHBand="1" w:evenHBand="0" w:firstRowFirstColumn="0" w:firstRowLastColumn="0" w:lastRowFirstColumn="0" w:lastRowLastColumn="0"/>
-              <w:rPr>
-                <w:lang w:val="es-CO"/>
-              </w:rPr>
-            </w:pPr>
           </w:p>
         </w:tc>
       </w:tr>
@@ -9710,7 +9396,6 @@
                 <w:bCs/>
                 <w:lang w:val="es-CO"/>
               </w:rPr>
-              <w:lastRenderedPageBreak/>
               <w:t>2. Pruebas con roles autorizados:</w:t>
             </w:r>
             <w:r>
@@ -9807,7 +9492,6 @@
               <w:rPr>
                 <w:lang w:val="es-CO"/>
               </w:rPr>
-              <w:lastRenderedPageBreak/>
               <w:t>Casos de prueba asociados:</w:t>
             </w:r>
           </w:p>
@@ -10058,7 +9742,14 @@
               <w:rPr>
                 <w:lang w:val="es-CO"/>
               </w:rPr>
-              <w:t xml:space="preserve"> La API backend debe responder y transmitir todas las marcas de tiempo y fechas asociadas a las notificaciones (así como a otras entidades del sistema) utilizando estrictamente la norma ISO 8601 (ej. </w:t>
+              <w:t xml:space="preserve"> La API backend debe responder y transmitir todas las marcas de tiempo y fechas asociadas a las notificaciones (así como a otras entidades del </w:t>
+            </w:r>
+            <w:r>
+              <w:rPr>
+                <w:lang w:val="es-CO"/>
+              </w:rPr>
+              <w:lastRenderedPageBreak/>
+              <w:t xml:space="preserve">sistema) utilizando estrictamente la norma ISO 8601 (ej. </w:t>
             </w:r>
             <w:r>
               <w:t>YYYY-MM-DDTHH:mm:ss.sssZ).</w:t>
@@ -10091,6 +9782,7 @@
               <w:rPr>
                 <w:lang w:val="es-CO"/>
               </w:rPr>
+              <w:lastRenderedPageBreak/>
               <w:t>Justificación:</w:t>
             </w:r>
           </w:p>
@@ -10156,7 +9848,19 @@
               <w:rPr>
                 <w:lang w:val="es-CO"/>
               </w:rPr>
-              <w:t>Cumplimiento del 100\% en la sintaxis de fechas bajo el formato ISO 8601 en todas las respuestas JSON emitidas por la API.</w:t>
+              <w:t>Cumplimiento del 100</w:t>
+            </w:r>
+            <w:r>
+              <w:rPr>
+                <w:lang w:val="es-CO"/>
+              </w:rPr>
+              <w:t>%</w:t>
+            </w:r>
+            <w:r>
+              <w:rPr>
+                <w:lang w:val="es-CO"/>
+              </w:rPr>
+              <w:t xml:space="preserve"> en la sintaxis de fechas bajo el formato ISO 8601 en todas las respuestas JSON emitidas por la API.</w:t>
             </w:r>
           </w:p>
           <w:p>
@@ -10329,14 +10033,7 @@
               <w:rPr>
                 <w:lang w:val="es-CO"/>
               </w:rPr>
-              <w:t xml:space="preserve"> Realizar peticiones GET a los endpoints de notificaciones utilizando clientes como Postman, </w:t>
-            </w:r>
-            <w:r>
-              <w:rPr>
-                <w:lang w:val="es-CO"/>
-              </w:rPr>
-              <w:lastRenderedPageBreak/>
-              <w:t>cURL o Insomnia y validar la estructura de la propiedad createdAt / fecha_creacion mediante expresiones regulares o JSON Schema.</w:t>
+              <w:t xml:space="preserve"> Realizar peticiones GET a los endpoints de notificaciones utilizando clientes como Postman, cURL o Insomnia y validar la estructura de la propiedad createdAt / fecha_creacion mediante expresiones regulares o JSON Schema.</w:t>
             </w:r>
           </w:p>
           <w:p>
@@ -10462,7 +10159,6 @@
               <w:rPr>
                 <w:lang w:val="es-CO"/>
               </w:rPr>
-              <w:lastRenderedPageBreak/>
               <w:t>Casos de prueba asociados:</w:t>
             </w:r>
           </w:p>
@@ -10716,6 +10412,7 @@
               <w:rPr>
                 <w:lang w:val="es-CO"/>
               </w:rPr>
+              <w:lastRenderedPageBreak/>
               <w:t>Descripción:</w:t>
             </w:r>
           </w:p>
@@ -10839,7 +10536,19 @@
               <w:rPr>
                 <w:lang w:val="es-CO"/>
               </w:rPr>
-              <w:t>Coincidencia exacta (100\%) del valor numérico devuelto en las propiedades count y total en las respuestas JSON del endpoint de conteo.</w:t>
+              <w:t>Coincidencia exacta (100</w:t>
+            </w:r>
+            <w:r>
+              <w:rPr>
+                <w:lang w:val="es-CO"/>
+              </w:rPr>
+              <w:t>%</w:t>
+            </w:r>
+            <w:r>
+              <w:rPr>
+                <w:lang w:val="es-CO"/>
+              </w:rPr>
+              <w:t>) del valor numérico devuelto en las propiedades count y total en las respuestas JSON del endpoint de conteo.</w:t>
             </w:r>
           </w:p>
           <w:p>
@@ -10951,7 +10660,6 @@
               <w:rPr>
                 <w:lang w:val="es-CO"/>
               </w:rPr>
-              <w:lastRenderedPageBreak/>
               <w:t>* Transición suave en caso de futuras refactorizaciones en el esquema de respuestas.</w:t>
             </w:r>
           </w:p>
@@ -10985,7 +10693,6 @@
               <w:rPr>
                 <w:lang w:val="es-CO"/>
               </w:rPr>
-              <w:lastRenderedPageBreak/>
               <w:t>Método de validación:</w:t>
             </w:r>
           </w:p>
@@ -11217,7 +10924,14 @@
               <w:rPr>
                 <w:lang w:val="es-CO"/>
               </w:rPr>
-              <w:t>Se recomienda documentar esta respuesta duplicada en la especificación OpenAPI / Swagger de la API para advertir a los desarrolladores de ambas plataformas sobre este contrato de compatibilidad.</w:t>
+              <w:t xml:space="preserve">Se recomienda documentar esta respuesta duplicada en la especificación OpenAPI / Swagger de la API para advertir a los </w:t>
+            </w:r>
+            <w:r>
+              <w:rPr>
+                <w:lang w:val="es-CO"/>
+              </w:rPr>
+              <w:lastRenderedPageBreak/>
+              <w:t>desarrolladores de ambas plataformas sobre este contrato de compatibilidad.</w:t>
             </w:r>
           </w:p>
         </w:tc>
@@ -11499,7 +11213,19 @@
               <w:rPr>
                 <w:lang w:val="es-CO"/>
               </w:rPr>
-              <w:t>Coincidencia y precisión del 100\% en el registro de marca temporal (año, mes, día, hora, minuto y segundo) para cada mensaje almacenado.</w:t>
+              <w:t>Coincidencia y precisión del 100</w:t>
+            </w:r>
+            <w:r>
+              <w:rPr>
+                <w:lang w:val="es-CO"/>
+              </w:rPr>
+              <w:t>%</w:t>
+            </w:r>
+            <w:r>
+              <w:rPr>
+                <w:lang w:val="es-CO"/>
+              </w:rPr>
+              <w:t xml:space="preserve"> en el registro de marca temporal (año, mes, día, hora, minuto y segundo) para cada mensaje almacenado.</w:t>
             </w:r>
           </w:p>
           <w:p>
@@ -11569,7 +11295,6 @@
               <w:rPr>
                 <w:lang w:val="es-CO"/>
               </w:rPr>
-              <w:lastRenderedPageBreak/>
               <w:br/>
             </w:r>
           </w:p>
@@ -11645,7 +11370,6 @@
               <w:rPr>
                 <w:lang w:val="es-CO"/>
               </w:rPr>
-              <w:lastRenderedPageBreak/>
               <w:t>Método de validación:</w:t>
             </w:r>
           </w:p>
@@ -11825,6 +11549,7 @@
               <w:rPr>
                 <w:lang w:val="es-CO"/>
               </w:rPr>
+              <w:lastRenderedPageBreak/>
               <w:t>Observaciones:</w:t>
             </w:r>
           </w:p>
@@ -12121,7 +11846,6 @@
               <w:rPr>
                 <w:lang w:val="es-CO"/>
               </w:rPr>
-              <w:lastRenderedPageBreak/>
               <w:t>Métrica:</w:t>
             </w:r>
           </w:p>
@@ -12142,7 +11866,19 @@
               <w:rPr>
                 <w:lang w:val="es-CO"/>
               </w:rPr>
-              <w:t>Ausencia total (0\%) de mensajes huérfanos pertenecientes a salas o conversaciones eliminadas en la base de datos.</w:t>
+              <w:t>Ausencia total (0</w:t>
+            </w:r>
+            <w:r>
+              <w:rPr>
+                <w:lang w:val="es-CO"/>
+              </w:rPr>
+              <w:t>%</w:t>
+            </w:r>
+            <w:r>
+              <w:rPr>
+                <w:lang w:val="es-CO"/>
+              </w:rPr>
+              <w:t>) de mensajes huérfanos pertenecientes a salas o conversaciones eliminadas en la base de datos.</w:t>
             </w:r>
           </w:p>
           <w:p>
@@ -12365,6 +12101,7 @@
               <w:rPr>
                 <w:lang w:val="es-CO"/>
               </w:rPr>
+              <w:lastRenderedPageBreak/>
               <w:br/>
             </w:r>
           </w:p>
@@ -12423,6 +12160,7 @@
               <w:rPr>
                 <w:lang w:val="es-CO"/>
               </w:rPr>
+              <w:lastRenderedPageBreak/>
               <w:t>Casos de prueba asociados:</w:t>
             </w:r>
           </w:p>
@@ -12673,14 +12411,7 @@
               <w:rPr>
                 <w:lang w:val="es-CO"/>
               </w:rPr>
-              <w:t xml:space="preserve"> La aplicación móvil nativa de Android debe reutilizar y consumir la misma API REST centralizada desarrollada en Node.js/Express utilizada por la plataforma web. La comunicación HTTP desde la </w:t>
-            </w:r>
-            <w:r>
-              <w:rPr>
-                <w:lang w:val="es-CO"/>
-              </w:rPr>
-              <w:lastRenderedPageBreak/>
-              <w:t xml:space="preserve">app Android se debe implementar mediante la biblioteca </w:t>
+              <w:t xml:space="preserve"> La aplicación móvil nativa de Android debe reutilizar y consumir la misma API REST centralizada desarrollada en Node.js/Express utilizada por la plataforma web. La comunicación HTTP desde la app Android se debe implementar mediante la biblioteca </w:t>
             </w:r>
             <w:r>
               <w:rPr>
@@ -12724,7 +12455,6 @@
               <w:rPr>
                 <w:lang w:val="es-CO"/>
               </w:rPr>
-              <w:lastRenderedPageBreak/>
               <w:t>Justificación:</w:t>
             </w:r>
           </w:p>
@@ -12804,7 +12534,31 @@
               <w:rPr>
                 <w:lang w:val="es-CO"/>
               </w:rPr>
-              <w:t>Reutilización del 100\% de los endpoints relevantes del backend para ambas plataformas y tasa de éxito del 100\% en la serialización/deserialización de peticiones HTTP en Android.</w:t>
+              <w:t>Reutilización del 100</w:t>
+            </w:r>
+            <w:r>
+              <w:rPr>
+                <w:lang w:val="es-CO"/>
+              </w:rPr>
+              <w:t>%</w:t>
+            </w:r>
+            <w:r>
+              <w:rPr>
+                <w:lang w:val="es-CO"/>
+              </w:rPr>
+              <w:t xml:space="preserve"> de los endpoints relevantes del backend para ambas plataformas y tasa de éxito del 100</w:t>
+            </w:r>
+            <w:r>
+              <w:rPr>
+                <w:lang w:val="es-CO"/>
+              </w:rPr>
+              <w:t>%</w:t>
+            </w:r>
+            <w:r>
+              <w:rPr>
+                <w:lang w:val="es-CO"/>
+              </w:rPr>
+              <w:t xml:space="preserve"> en la serialización/deserialización de peticiones HTTP en Android.</w:t>
             </w:r>
           </w:p>
           <w:p>
@@ -12995,7 +12749,14 @@
               <w:rPr>
                 <w:lang w:val="es-CO"/>
               </w:rPr>
-              <w:t xml:space="preserve"> Verificar la existencia de la interfaz de API, el cliente de Retrofit centralizado (apiClient / Retrofit.Builder) y el convertidor JSON (ej. GsonConverterFactory o MoshiConverterFactory).</w:t>
+              <w:t xml:space="preserve"> Verificar la existencia de la interfaz de API, el cliente de Retrofit </w:t>
+            </w:r>
+            <w:r>
+              <w:rPr>
+                <w:lang w:val="es-CO"/>
+              </w:rPr>
+              <w:lastRenderedPageBreak/>
+              <w:t>centralizado (apiClient / Retrofit.Builder) y el convertidor JSON (ej. GsonConverterFactory o MoshiConverterFactory).</w:t>
             </w:r>
           </w:p>
           <w:p>
@@ -13145,6 +12906,7 @@
               <w:rPr>
                 <w:lang w:val="es-CO"/>
               </w:rPr>
+              <w:lastRenderedPageBreak/>
               <w:t>Casos de prueba asociados:</w:t>
             </w:r>
           </w:p>
@@ -13550,7 +13312,19 @@
               <w:rPr>
                 <w:lang w:val="es-CO"/>
               </w:rPr>
-              <w:t>Apertura e interceptación exitosa del 100\% de los enlaces generados bajo la estructura celuaccel://reset-password?token=... en el sistema operativo Android.</w:t>
+              <w:t>Apertura e interceptación exitosa del 100</w:t>
+            </w:r>
+            <w:r>
+              <w:rPr>
+                <w:lang w:val="es-CO"/>
+              </w:rPr>
+              <w:t>%</w:t>
+            </w:r>
+            <w:r>
+              <w:rPr>
+                <w:lang w:val="es-CO"/>
+              </w:rPr>
+              <w:t xml:space="preserve"> de los enlaces generados bajo la estructura celuaccel://reset-password?token=... en el sistema operativo Android.</w:t>
             </w:r>
           </w:p>
           <w:p>
@@ -13634,6 +13408,7 @@
               <w:rPr>
                 <w:lang w:val="es-CO"/>
               </w:rPr>
+              <w:lastRenderedPageBreak/>
               <w:t>* Extracción automática del token de seguridad recibido por parámetro en la URL del enlace profundo.</w:t>
             </w:r>
           </w:p>
@@ -13695,6 +13470,7 @@
               <w:rPr>
                 <w:lang w:val="es-CO"/>
               </w:rPr>
+              <w:lastRenderedPageBreak/>
               <w:t>Método de validación:</w:t>
             </w:r>
           </w:p>
@@ -13813,14 +13589,7 @@
               <w:rPr>
                 <w:lang w:val="es-CO"/>
               </w:rPr>
-              <w:t xml:space="preserve"> Revisar la declaración del &lt;intent-filter&gt; en el AndroidManifest.xml (verificando la presencia de las acciones </w:t>
-            </w:r>
-            <w:r>
-              <w:rPr>
-                <w:lang w:val="es-CO"/>
-              </w:rPr>
-              <w:lastRenderedPageBreak/>
-              <w:t>android.intent.action.VIEW y categorías DEFAULT y BROWSABLE) y la lectura de los datos de la URL mediante intent?.data dentro del Activity/Fragment correspondiente en Kotlin.</w:t>
+              <w:t xml:space="preserve"> Revisar la declaración del &lt;intent-filter&gt; en el AndroidManifest.xml (verificando la presencia de las acciones android.intent.action.VIEW y categorías DEFAULT y BROWSABLE) y la lectura de los datos de la URL mediante intent?.data dentro del Activity/Fragment correspondiente en Kotlin.</w:t>
             </w:r>
           </w:p>
           <w:p>
@@ -13856,7 +13625,6 @@
               <w:rPr>
                 <w:lang w:val="es-CO"/>
               </w:rPr>
-              <w:lastRenderedPageBreak/>
               <w:t>Casos de prueba asociados:</w:t>
             </w:r>
           </w:p>
@@ -14210,6 +13978,7 @@
               <w:rPr>
                 <w:lang w:val="es-CO"/>
               </w:rPr>
+              <w:lastRenderedPageBreak/>
               <w:t>Métrica:</w:t>
             </w:r>
           </w:p>
@@ -14230,7 +13999,19 @@
               <w:rPr>
                 <w:lang w:val="es-CO"/>
               </w:rPr>
-              <w:t>Mantenimiento del 100\% de las sesiones activas en el dispositivo tras el cierre o reinicio de la aplicación mientras el token permanezca válido.</w:t>
+              <w:t>Mantenimiento del 100</w:t>
+            </w:r>
+            <w:r>
+              <w:rPr>
+                <w:lang w:val="es-CO"/>
+              </w:rPr>
+              <w:t>%</w:t>
+            </w:r>
+            <w:r>
+              <w:rPr>
+                <w:lang w:val="es-CO"/>
+              </w:rPr>
+              <w:t xml:space="preserve"> de las sesiones activas en el dispositivo tras el cierre o reinicio de la aplicación mientras el token permanezca válido.</w:t>
             </w:r>
           </w:p>
           <w:p>
@@ -14447,7 +14228,6 @@
                 <w:bCs/>
                 <w:lang w:val="es-CO"/>
               </w:rPr>
-              <w:lastRenderedPageBreak/>
               <w:t>2. Inspección de almacenamiento seguro (</w:t>
             </w:r>
             <w:r>
@@ -14558,7 +14338,6 @@
               <w:rPr>
                 <w:lang w:val="es-CO"/>
               </w:rPr>
-              <w:lastRenderedPageBreak/>
               <w:t>Casos de prueba asociados:</w:t>
             </w:r>
           </w:p>
@@ -14865,7 +14644,14 @@
               <w:rPr>
                 <w:lang w:val="es-CO"/>
               </w:rPr>
-              <w:t>) en Kotlin dentro de la aplicación móvil nativa de Android deben estructurarse para mapear de forma directa y exacta los esquemas de respuesta JSON emitidos por la API REST Node.js. Se utilizarán anotaciones de serialización (como @SerializedName de Gson o @Json de Moshi) para vincular los nombres de las claves del backend (ej. snake_case) con las propiedades idiomáticas del código móvil (ej. camelCase).</w:t>
+              <w:t xml:space="preserve">) en Kotlin dentro de la aplicación móvil nativa de Android deben estructurarse para mapear de forma directa y exacta los esquemas de respuesta JSON emitidos por la API REST Node.js. Se utilizarán anotaciones de serialización </w:t>
+            </w:r>
+            <w:r>
+              <w:rPr>
+                <w:lang w:val="es-CO"/>
+              </w:rPr>
+              <w:lastRenderedPageBreak/>
+              <w:t>(como @SerializedName de Gson o @Json de Moshi) para vincular los nombres de las claves del backend (ej. snake_case) con las propiedades idiomáticas del código móvil (ej. camelCase).</w:t>
             </w:r>
           </w:p>
         </w:tc>
@@ -14895,6 +14681,7 @@
               <w:rPr>
                 <w:lang w:val="es-CO"/>
               </w:rPr>
+              <w:lastRenderedPageBreak/>
               <w:t>Justificación:</w:t>
             </w:r>
           </w:p>
@@ -14960,7 +14747,19 @@
               <w:rPr>
                 <w:lang w:val="es-CO"/>
               </w:rPr>
-              <w:t>Tasa de éxito del 100\% en el mapeo automático de entidades JSON a objetos Kotlin en todas las llamadas exitosas a la API REST.</w:t>
+              <w:t>Tasa de éxito del 100</w:t>
+            </w:r>
+            <w:r>
+              <w:rPr>
+                <w:lang w:val="es-CO"/>
+              </w:rPr>
+              <w:t>%</w:t>
+            </w:r>
+            <w:r>
+              <w:rPr>
+                <w:lang w:val="es-CO"/>
+              </w:rPr>
+              <w:t xml:space="preserve"> en el mapeo automático de entidades JSON a objetos Kotlin en todas las llamadas exitosas a la API REST.</w:t>
             </w:r>
           </w:p>
           <w:p>
@@ -15133,7 +14932,6 @@
               <w:rPr>
                 <w:lang w:val="es-CO"/>
               </w:rPr>
-              <w:lastRenderedPageBreak/>
               <w:t>Método de validación:</w:t>
             </w:r>
           </w:p>
@@ -15401,6 +15199,7 @@
                 <w:iCs/>
                 <w:lang w:val="es-CO"/>
               </w:rPr>
+              <w:lastRenderedPageBreak/>
               <w:t>data class</w:t>
             </w:r>
             <w:r>
@@ -15731,7 +15530,19 @@
               <w:rPr>
                 <w:lang w:val="es-CO"/>
               </w:rPr>
-              <w:t>Cumplimiento del 100\% en la aplicación del sistema de diseño (tokens de color) en todos los componentes de la interfaz de usuario en ambas plataformas.</w:t>
+              <w:t>Cumplimiento del 100</w:t>
+            </w:r>
+            <w:r>
+              <w:rPr>
+                <w:lang w:val="es-CO"/>
+              </w:rPr>
+              <w:t>%</w:t>
+            </w:r>
+            <w:r>
+              <w:rPr>
+                <w:lang w:val="es-CO"/>
+              </w:rPr>
+              <w:t xml:space="preserve"> en la aplicación del sistema de diseño (tokens de color) en todos los componentes de la interfaz de usuario en ambas plataformas.</w:t>
             </w:r>
           </w:p>
           <w:p>
@@ -15767,7 +15578,6 @@
               <w:rPr>
                 <w:lang w:val="es-CO"/>
               </w:rPr>
-              <w:lastRenderedPageBreak/>
               <w:t>Valor esperado:</w:t>
             </w:r>
           </w:p>
@@ -16059,6 +15869,7 @@
                 <w:bCs/>
                 <w:lang w:val="es-CO"/>
               </w:rPr>
+              <w:lastRenderedPageBreak/>
               <w:t>3. Pruebas de consistencia visual (UI Walkthrough):</w:t>
             </w:r>
             <w:r>
@@ -16101,6 +15912,7 @@
               <w:rPr>
                 <w:lang w:val="es-CO"/>
               </w:rPr>
+              <w:lastRenderedPageBreak/>
               <w:t>Casos de prueba asociados:</w:t>
             </w:r>
           </w:p>
@@ -16351,14 +16163,7 @@
               <w:rPr>
                 <w:lang w:val="es-CO"/>
               </w:rPr>
-              <w:t xml:space="preserve"> Las interfaces de la plataforma (web y móvil) deben diseñarse bajo patrones de UI/UX estándar en la industria (convenciones de navegación claras, iconografía reconocible, estados de carga visibles y microtextos explicativos). El sistema debe ser lo suficientemente </w:t>
-            </w:r>
-            <w:r>
-              <w:rPr>
-                <w:lang w:val="es-CO"/>
-              </w:rPr>
-              <w:lastRenderedPageBreak/>
-              <w:t>claro y autodidacta para que cualquier usuario nuevo (cliente, visitante o técnico) pueda navegarlo y completar los flujos principales sin requerir capacitación, manuales de usuario ni entrenamiento previo.</w:t>
+              <w:t xml:space="preserve"> Las interfaces de la plataforma (web y móvil) deben diseñarse bajo patrones de UI/UX estándar en la industria (convenciones de navegación claras, iconografía reconocible, estados de carga visibles y microtextos explicativos). El sistema debe ser lo suficientemente claro y autodidacta para que cualquier usuario nuevo (cliente, visitante o técnico) pueda navegarlo y completar los flujos principales sin requerir capacitación, manuales de usuario ni entrenamiento previo.</w:t>
             </w:r>
           </w:p>
         </w:tc>
@@ -16388,7 +16193,6 @@
               <w:rPr>
                 <w:lang w:val="es-CO"/>
               </w:rPr>
-              <w:lastRenderedPageBreak/>
               <w:t>Justificación:</w:t>
             </w:r>
           </w:p>
@@ -16454,7 +16258,19 @@
               <w:rPr>
                 <w:lang w:val="es-CO"/>
               </w:rPr>
-              <w:t>Tasa de éxito sin asistencia del \ge 90\% en la ejecución de tareas clave por parte de usuarios primerizos durante las pruebas de usabilidad.</w:t>
+              <w:t>Tasa de éxito sin asistencia del \ge 90</w:t>
+            </w:r>
+            <w:r>
+              <w:rPr>
+                <w:lang w:val="es-CO"/>
+              </w:rPr>
+              <w:t>%</w:t>
+            </w:r>
+            <w:r>
+              <w:rPr>
+                <w:lang w:val="es-CO"/>
+              </w:rPr>
+              <w:t xml:space="preserve"> en la ejecución de tareas clave por parte de usuarios primerizos durante las pruebas de usabilidad.</w:t>
             </w:r>
           </w:p>
           <w:p>
@@ -16627,6 +16443,7 @@
               <w:rPr>
                 <w:lang w:val="es-CO"/>
               </w:rPr>
+              <w:lastRenderedPageBreak/>
               <w:t>Método de validación:</w:t>
             </w:r>
           </w:p>
@@ -16900,14 +16717,7 @@
               <w:rPr>
                 <w:lang w:val="es-CO"/>
               </w:rPr>
-              <w:t xml:space="preserve">), así </w:t>
-            </w:r>
-            <w:r>
-              <w:rPr>
-                <w:lang w:val="es-CO"/>
-              </w:rPr>
-              <w:lastRenderedPageBreak/>
-              <w:t>como tooltips o placeholders explicativos dentro de los campos de entrada.</w:t>
+              <w:t>), así como tooltips o placeholders explicativos dentro de los campos de entrada.</w:t>
             </w:r>
           </w:p>
         </w:tc>
@@ -17231,7 +17041,19 @@
               <w:rPr>
                 <w:lang w:val="es-CO"/>
               </w:rPr>
-              <w:t>Cumplimiento del 100\% en la correcta visualización y operabilidad del sistema en el rango de resoluciones soportadas (desde 320{px} hasta 1920{px}+ de ancho).</w:t>
+              <w:t>Cumplimiento del 100</w:t>
+            </w:r>
+            <w:r>
+              <w:rPr>
+                <w:lang w:val="es-CO"/>
+              </w:rPr>
+              <w:t>%</w:t>
+            </w:r>
+            <w:r>
+              <w:rPr>
+                <w:lang w:val="es-CO"/>
+              </w:rPr>
+              <w:t xml:space="preserve"> en la correcta visualización y operabilidad del sistema en el rango de resoluciones soportadas (desde 320{px} hasta 1920{px}+ de ancho).</w:t>
             </w:r>
           </w:p>
           <w:p>
@@ -17315,6 +17137,7 @@
               <w:rPr>
                 <w:lang w:val="es-CO"/>
               </w:rPr>
+              <w:lastRenderedPageBreak/>
               <w:br/>
             </w:r>
           </w:p>
@@ -17404,6 +17227,7 @@
               <w:rPr>
                 <w:lang w:val="es-CO"/>
               </w:rPr>
+              <w:lastRenderedPageBreak/>
               <w:t>Método de validación:</w:t>
             </w:r>
           </w:p>
@@ -17532,14 +17356,7 @@
               <w:rPr>
                 <w:lang w:val="es-CO"/>
               </w:rPr>
-              <w:t xml:space="preserve">) para verificar que no </w:t>
-            </w:r>
-            <w:r>
-              <w:rPr>
-                <w:lang w:val="es-CO"/>
-              </w:rPr>
-              <w:lastRenderedPageBreak/>
-              <w:t>existan problemas de superposición de elementos o textos demasiado pequeños para su lectura en móviles.</w:t>
+              <w:t>) para verificar que no existan problemas de superposición de elementos o textos demasiado pequeños para su lectura en móviles.</w:t>
             </w:r>
           </w:p>
           <w:p>
@@ -17575,7 +17392,6 @@
               <w:rPr>
                 <w:lang w:val="es-CO"/>
               </w:rPr>
-              <w:lastRenderedPageBreak/>
               <w:t>Casos de prueba asociados:</w:t>
             </w:r>
           </w:p>
@@ -17929,6 +17745,7 @@
               <w:rPr>
                 <w:lang w:val="es-CO"/>
               </w:rPr>
+              <w:lastRenderedPageBreak/>
               <w:t>Métrica:</w:t>
             </w:r>
           </w:p>
@@ -17949,7 +17766,19 @@
               <w:rPr>
                 <w:lang w:val="es-CO"/>
               </w:rPr>
-              <w:t xml:space="preserve">Cumplimiento del 100\% en las pruebas automatizadas de accesibilidad (ej. </w:t>
+              <w:t>Cumplimiento del 100</w:t>
+            </w:r>
+            <w:r>
+              <w:rPr>
+                <w:lang w:val="es-CO"/>
+              </w:rPr>
+              <w:t>%</w:t>
+            </w:r>
+            <w:r>
+              <w:rPr>
+                <w:lang w:val="es-CO"/>
+              </w:rPr>
+              <w:t xml:space="preserve"> en las pruebas automatizadas de accesibilidad (ej. </w:t>
             </w:r>
             <w:r>
               <w:rPr>
@@ -17963,7 +17792,19 @@
               <w:rPr>
                 <w:lang w:val="es-CO"/>
               </w:rPr>
-              <w:t xml:space="preserve"> \ge 90\%) y relación de contraste de color mínima de 4.5:1 para texto normal y 3:1 para texto grande/componentes de UI.</w:t>
+              <w:t xml:space="preserve"> \ge 90</w:t>
+            </w:r>
+            <w:r>
+              <w:rPr>
+                <w:lang w:val="es-CO"/>
+              </w:rPr>
+              <w:t>%</w:t>
+            </w:r>
+            <w:r>
+              <w:rPr>
+                <w:lang w:val="es-CO"/>
+              </w:rPr>
+              <w:t>) y relación de contraste de color mínima de 4.5:1 para texto normal y 3:1 para texto grande/componentes de UI.</w:t>
             </w:r>
           </w:p>
           <w:p>
@@ -18047,7 +17888,19 @@
               <w:rPr>
                 <w:lang w:val="es-CO"/>
               </w:rPr>
-              <w:t>* Texto legible que mantenga la estructura sin solaparse al ampliar la fuente hasta un 200\% en las configuraciones del sistema/navegador.</w:t>
+              <w:t>* Texto legible que mantenga la estructura sin solaparse al ampliar la fuente hasta un 200</w:t>
+            </w:r>
+            <w:r>
+              <w:rPr>
+                <w:lang w:val="es-CO"/>
+              </w:rPr>
+              <w:t>%</w:t>
+            </w:r>
+            <w:r>
+              <w:rPr>
+                <w:lang w:val="es-CO"/>
+              </w:rPr>
+              <w:t xml:space="preserve"> en las configuraciones del sistema/navegador.</w:t>
             </w:r>
           </w:p>
           <w:p>
@@ -18206,7 +18059,6 @@
               <w:rPr>
                 <w:lang w:val="es-CO"/>
               </w:rPr>
-              <w:lastRenderedPageBreak/>
               <w:br/>
             </w:r>
           </w:p>
@@ -18357,7 +18209,6 @@
               <w:rPr>
                 <w:lang w:val="es-CO"/>
               </w:rPr>
-              <w:lastRenderedPageBreak/>
               <w:t>Casos de prueba asociados:</w:t>
             </w:r>
           </w:p>
@@ -18622,13 +18473,28 @@
                 <w:bCs/>
                 <w:lang w:val="es-CO"/>
               </w:rPr>
-              <w:t>99.5\%</w:t>
-            </w:r>
-            <w:r>
-              <w:rPr>
-                <w:lang w:val="es-CO"/>
-              </w:rPr>
-              <w:t xml:space="preserve"> del tiempo (SLA), operando en esquema 24/7 con tolerancia a fallos y mecanismos de recuperación ante caídas.</w:t>
+              <w:t>99.5</w:t>
+            </w:r>
+            <w:r>
+              <w:rPr>
+                <w:b/>
+                <w:bCs/>
+                <w:lang w:val="es-CO"/>
+              </w:rPr>
+              <w:t>%</w:t>
+            </w:r>
+            <w:r>
+              <w:rPr>
+                <w:lang w:val="es-CO"/>
+              </w:rPr>
+              <w:t xml:space="preserve"> del </w:t>
+            </w:r>
+            <w:r>
+              <w:rPr>
+                <w:lang w:val="es-CO"/>
+              </w:rPr>
+              <w:lastRenderedPageBreak/>
+              <w:t>tiempo (SLA), operando en esquema 24/7 con tolerancia a fallos y mecanismos de recuperación ante caídas.</w:t>
             </w:r>
           </w:p>
           <w:p>
@@ -18666,6 +18532,7 @@
               <w:rPr>
                 <w:lang w:val="es-CO"/>
               </w:rPr>
+              <w:lastRenderedPageBreak/>
               <w:t>Justificación:</w:t>
             </w:r>
           </w:p>
@@ -18745,7 +18612,19 @@
               <w:rPr>
                 <w:lang w:val="es-CO"/>
               </w:rPr>
-              <w:t>) igual o superior al 99.5\% mensual (lo que equivale a un tiempo máximo de parada no planificada inferior a 3.6 horas al mes).</w:t>
+              <w:t>) igual o superior al 99.5</w:t>
+            </w:r>
+            <w:r>
+              <w:rPr>
+                <w:lang w:val="es-CO"/>
+              </w:rPr>
+              <w:t>%</w:t>
+            </w:r>
+            <w:r>
+              <w:rPr>
+                <w:lang w:val="es-CO"/>
+              </w:rPr>
+              <w:t xml:space="preserve"> mensual (lo que equivale a un tiempo máximo de parada no planificada inferior a 3.6 horas al mes).</w:t>
             </w:r>
           </w:p>
           <w:p>
@@ -18885,7 +18764,6 @@
               <w:rPr>
                 <w:lang w:val="es-CO"/>
               </w:rPr>
-              <w:lastRenderedPageBreak/>
               <w:t>* Monitoreo continuo del estado de salud (</w:t>
             </w:r>
             <w:r>
@@ -18933,7 +18811,6 @@
               <w:rPr>
                 <w:lang w:val="es-CO"/>
               </w:rPr>
-              <w:lastRenderedPageBreak/>
               <w:t>Método de validación:</w:t>
             </w:r>
           </w:p>
@@ -19545,7 +19422,19 @@
               <w:rPr>
                 <w:lang w:val="es-CO"/>
               </w:rPr>
-              <w:t>Tiempo de latencia en la emisión de la notificación inferior a 5{ segundos} tras confirmarse el cambio de estado en la base de datos, con una tasa de entrega efectiva del 100\% para eventos válidos.</w:t>
+              <w:t>Tiempo de latencia en la emisión de la notificación inferior a 5{ segundos} tras confirmarse el cambio de estado en la base de datos, con una tasa de entrega efectiva del 100</w:t>
+            </w:r>
+            <w:r>
+              <w:rPr>
+                <w:lang w:val="es-CO"/>
+              </w:rPr>
+              <w:t>%</w:t>
+            </w:r>
+            <w:r>
+              <w:rPr>
+                <w:lang w:val="es-CO"/>
+              </w:rPr>
+              <w:t xml:space="preserve"> para eventos válidos.</w:t>
             </w:r>
           </w:p>
           <w:p>
@@ -19581,7 +19470,6 @@
               <w:rPr>
                 <w:lang w:val="es-CO"/>
               </w:rPr>
-              <w:lastRenderedPageBreak/>
               <w:t>Valor esperado:</w:t>
             </w:r>
           </w:p>
@@ -19859,6 +19747,7 @@
               <w:rPr>
                 <w:lang w:val="es-CO"/>
               </w:rPr>
+              <w:lastRenderedPageBreak/>
               <w:t>Casos de prueba asociados:</w:t>
             </w:r>
           </w:p>
@@ -20109,14 +19998,7 @@
               <w:rPr>
                 <w:lang w:val="es-CO"/>
               </w:rPr>
-              <w:t xml:space="preserve"> La vista del catálogo de productos (repuestos, accesorios y dispositivos) en la web y la aplicación móvil debe estar optimizada para ofrecer una navegación fluida, carga rápida de imágenes/paginación y capacidades de búsqueda o filtrado en tiempo real. La disposición visual debe ser limpia y estructurada (formato de cuadrícula/tarjetas), permitiendo al usuario identificar fácilmente </w:t>
-            </w:r>
-            <w:r>
-              <w:rPr>
-                <w:lang w:val="es-CO"/>
-              </w:rPr>
-              <w:lastRenderedPageBreak/>
-              <w:t>el nombre, precio, disponibilidad y foto principal de cada producto.</w:t>
+              <w:t xml:space="preserve"> La vista del catálogo de productos (repuestos, accesorios y dispositivos) en la web y la aplicación móvil debe estar optimizada para ofrecer una navegación fluida, carga rápida de imágenes/paginación y capacidades de búsqueda o filtrado en tiempo real. La disposición visual debe ser limpia y estructurada (formato de cuadrícula/tarjetas), permitiendo al usuario identificar fácilmente el nombre, precio, disponibilidad y foto principal de cada producto.</w:t>
             </w:r>
           </w:p>
         </w:tc>
@@ -20146,7 +20028,6 @@
               <w:rPr>
                 <w:lang w:val="es-CO"/>
               </w:rPr>
-              <w:lastRenderedPageBreak/>
               <w:t>Justificación:</w:t>
             </w:r>
           </w:p>
@@ -20491,7 +20372,14 @@
               <w:rPr>
                 <w:lang w:val="es-CO"/>
               </w:rPr>
-              <w:t xml:space="preserve"> Ingresar criterios de búsqueda en el catálogo y verificar la inmediatez de la actualización del listado sin parpadeos ni bloqueos en la interfaz de usuario.</w:t>
+              <w:t xml:space="preserve"> Ingresar criterios de búsqueda en el catálogo y verificar la inmediatez de la </w:t>
+            </w:r>
+            <w:r>
+              <w:rPr>
+                <w:lang w:val="es-CO"/>
+              </w:rPr>
+              <w:lastRenderedPageBreak/>
+              <w:t>actualización del listado sin parpadeos ni bloqueos en la interfaz de usuario.</w:t>
             </w:r>
           </w:p>
           <w:p>
@@ -20591,6 +20479,7 @@
               <w:rPr>
                 <w:lang w:val="es-CO"/>
               </w:rPr>
+              <w:lastRenderedPageBreak/>
               <w:t>Casos de prueba asociados:</w:t>
             </w:r>
           </w:p>
@@ -20813,7 +20702,6 @@
               <w:rPr>
                 <w:lang w:val="es-CO"/>
               </w:rPr>
-              <w:lastRenderedPageBreak/>
               <w:t>Descripción:</w:t>
             </w:r>
           </w:p>
@@ -20979,7 +20867,19 @@
               <w:rPr>
                 <w:lang w:val="es-CO"/>
               </w:rPr>
-              <w:t>Funcionalidad y paridad visual del 100\% en todas las características de la aplicación al ejecutarse en Google Chrome, Mozilla Firefox y Opera.</w:t>
+              <w:t>Funcionalidad y paridad visual del 100</w:t>
+            </w:r>
+            <w:r>
+              <w:rPr>
+                <w:lang w:val="es-CO"/>
+              </w:rPr>
+              <w:t>%</w:t>
+            </w:r>
+            <w:r>
+              <w:rPr>
+                <w:lang w:val="es-CO"/>
+              </w:rPr>
+              <w:t xml:space="preserve"> en todas las características de la aplicación al ejecutarse en Google Chrome, Mozilla Firefox y Opera.</w:t>
             </w:r>
           </w:p>
           <w:p>
@@ -21166,6 +21066,7 @@
               <w:rPr>
                 <w:lang w:val="es-CO"/>
               </w:rPr>
+              <w:lastRenderedPageBreak/>
               <w:t>Método de validación:</w:t>
             </w:r>
           </w:p>
@@ -21404,7 +21305,6 @@
               <w:rPr>
                 <w:lang w:val="es-CO"/>
               </w:rPr>
-              <w:lastRenderedPageBreak/>
               <w:t>Casos de prueba asociados:</w:t>
             </w:r>
           </w:p>
@@ -21778,7 +21678,19 @@
               <w:rPr>
                 <w:lang w:val="es-CO"/>
               </w:rPr>
-              <w:t>Cumplimiento de 0 errores críticos en linters analíticos y cobertura de cumplimiento de guías de estilo superiores al 95\% en las revisiones de código (</w:t>
+              <w:t>Cumplimiento de 0 errores críticos en linters analíticos y cobertura de cumplimiento de guías de estilo superiores al 95</w:t>
+            </w:r>
+            <w:r>
+              <w:rPr>
+                <w:lang w:val="es-CO"/>
+              </w:rPr>
+              <w:t>%</w:t>
+            </w:r>
+            <w:r>
+              <w:rPr>
+                <w:lang w:val="es-CO"/>
+              </w:rPr>
+              <w:t xml:space="preserve"> en las revisiones de código (</w:t>
             </w:r>
             <w:r>
               <w:rPr>
@@ -21828,6 +21740,7 @@
               <w:rPr>
                 <w:lang w:val="es-CO"/>
               </w:rPr>
+              <w:lastRenderedPageBreak/>
               <w:t>Valor esperado:</w:t>
             </w:r>
           </w:p>
@@ -22063,7 +21976,6 @@
               <w:rPr>
                 <w:lang w:val="es-CO"/>
               </w:rPr>
-              <w:lastRenderedPageBreak/>
               <w:br/>
             </w:r>
           </w:p>
@@ -22204,7 +22116,6 @@
               <w:rPr>
                 <w:lang w:val="es-CO"/>
               </w:rPr>
-              <w:lastRenderedPageBreak/>
               <w:t>Casos de prueba asociados:</w:t>
             </w:r>
           </w:p>
@@ -22527,6 +22438,7 @@
               <w:rPr>
                 <w:lang w:val="es-CO"/>
               </w:rPr>
+              <w:lastRenderedPageBreak/>
               <w:t>Justificación:</w:t>
             </w:r>
           </w:p>
@@ -22592,7 +22504,31 @@
               <w:rPr>
                 <w:lang w:val="es-CO"/>
               </w:rPr>
-              <w:t>Detección del 100\% de los eventos de desconexión/reconexión de red y 0\% de cierres inesperados de la app móvil provocados por falta de conectividad.</w:t>
+              <w:t>Detección del 100</w:t>
+            </w:r>
+            <w:r>
+              <w:rPr>
+                <w:lang w:val="es-CO"/>
+              </w:rPr>
+              <w:t>%</w:t>
+            </w:r>
+            <w:r>
+              <w:rPr>
+                <w:lang w:val="es-CO"/>
+              </w:rPr>
+              <w:t xml:space="preserve"> de los eventos de desconexión/reconexión de red y 0</w:t>
+            </w:r>
+            <w:r>
+              <w:rPr>
+                <w:lang w:val="es-CO"/>
+              </w:rPr>
+              <w:t>%</w:t>
+            </w:r>
+            <w:r>
+              <w:rPr>
+                <w:lang w:val="es-CO"/>
+              </w:rPr>
+              <w:t xml:space="preserve"> de cierres inesperados de la app móvil provocados por falta de conectividad.</w:t>
             </w:r>
           </w:p>
           <w:p>
@@ -22807,7 +22743,6 @@
               <w:rPr>
                 <w:lang w:val="es-CO"/>
               </w:rPr>
-              <w:lastRenderedPageBreak/>
               <w:t>Método de validación:</w:t>
             </w:r>
           </w:p>
@@ -23026,6 +22961,1313 @@
                 <w:lang w:val="es-CO"/>
               </w:rPr>
               <w:t>Para la aplicación Android, se deben declarar los permisos &lt;uses-permission android:name="android.permission.INTERNET" /&gt; y &lt;uses-permission android:name="android.permission.ACCESS_NETWORK_STATE" /&gt; dentro del archivo AndroidManifest.xml.</w:t>
+            </w:r>
+          </w:p>
+        </w:tc>
+      </w:tr>
+    </w:tbl>
+    <w:p>
+      <w:pPr>
+        <w:rPr>
+          <w:lang w:val="es-CO"/>
+        </w:rPr>
+      </w:pPr>
+    </w:p>
+    <w:tbl>
+      <w:tblPr>
+        <w:tblStyle w:val="Tablaconcuadrcula5oscura-nfasis1"/>
+        <w:tblW w:w="0" w:type="auto"/>
+        <w:tblBorders>
+          <w:top w:val="single" w:sz="12" w:space="0" w:color="auto"/>
+          <w:left w:val="single" w:sz="12" w:space="0" w:color="auto"/>
+          <w:bottom w:val="single" w:sz="12" w:space="0" w:color="auto"/>
+          <w:right w:val="single" w:sz="12" w:space="0" w:color="auto"/>
+          <w:insideH w:val="single" w:sz="12" w:space="0" w:color="auto"/>
+          <w:insideV w:val="single" w:sz="12" w:space="0" w:color="auto"/>
+        </w:tblBorders>
+        <w:tblLook w:val="04A0" w:firstRow="1" w:lastRow="0" w:firstColumn="1" w:lastColumn="0" w:noHBand="0" w:noVBand="1"/>
+      </w:tblPr>
+      <w:tblGrid>
+        <w:gridCol w:w="2112"/>
+        <w:gridCol w:w="6498"/>
+      </w:tblGrid>
+      <w:tr>
+        <w:trPr>
+          <w:cnfStyle w:val="100000000000" w:firstRow="1" w:lastRow="0" w:firstColumn="0" w:lastColumn="0" w:oddVBand="0" w:evenVBand="0" w:oddHBand="0" w:evenHBand="0" w:firstRowFirstColumn="0" w:firstRowLastColumn="0" w:lastRowFirstColumn="0" w:lastRowLastColumn="0"/>
+        </w:trPr>
+        <w:tc>
+          <w:tcPr>
+            <w:cnfStyle w:val="001000000000" w:firstRow="0" w:lastRow="0" w:firstColumn="1" w:lastColumn="0" w:oddVBand="0" w:evenVBand="0" w:oddHBand="0" w:evenHBand="0" w:firstRowFirstColumn="0" w:firstRowLastColumn="0" w:lastRowFirstColumn="0" w:lastRowLastColumn="0"/>
+            <w:tcW w:w="2112" w:type="dxa"/>
+            <w:tcBorders>
+              <w:top w:val="none" w:sz="0" w:space="0" w:color="auto"/>
+              <w:left w:val="none" w:sz="0" w:space="0" w:color="auto"/>
+              <w:right w:val="none" w:sz="0" w:space="0" w:color="auto"/>
+            </w:tcBorders>
+            <w:shd w:val="clear" w:color="auto" w:fill="244061" w:themeFill="accent1" w:themeFillShade="80"/>
+          </w:tcPr>
+          <w:p>
+            <w:pPr>
+              <w:rPr>
+                <w:lang w:val="es-CO"/>
+              </w:rPr>
+            </w:pPr>
+            <w:r>
+              <w:rPr>
+                <w:lang w:val="es-CO"/>
+              </w:rPr>
+              <w:lastRenderedPageBreak/>
+              <w:t>ID:</w:t>
+            </w:r>
+          </w:p>
+        </w:tc>
+        <w:tc>
+          <w:tcPr>
+            <w:tcW w:w="6498" w:type="dxa"/>
+            <w:tcBorders>
+              <w:top w:val="none" w:sz="0" w:space="0" w:color="auto"/>
+              <w:left w:val="none" w:sz="0" w:space="0" w:color="auto"/>
+              <w:right w:val="none" w:sz="0" w:space="0" w:color="auto"/>
+            </w:tcBorders>
+            <w:shd w:val="clear" w:color="auto" w:fill="244061" w:themeFill="accent1" w:themeFillShade="80"/>
+          </w:tcPr>
+          <w:p>
+            <w:pPr>
+              <w:jc w:val="center"/>
+              <w:cnfStyle w:val="100000000000" w:firstRow="1" w:lastRow="0" w:firstColumn="0" w:lastColumn="0" w:oddVBand="0" w:evenVBand="0" w:oddHBand="0" w:evenHBand="0" w:firstRowFirstColumn="0" w:firstRowLastColumn="0" w:lastRowFirstColumn="0" w:lastRowLastColumn="0"/>
+              <w:rPr>
+                <w:lang w:val="es-CO"/>
+              </w:rPr>
+            </w:pPr>
+            <w:r>
+              <w:rPr>
+                <w:lang w:val="es-CO"/>
+              </w:rPr>
+              <w:t>RNF-03</w:t>
+            </w:r>
+            <w:r>
+              <w:rPr>
+                <w:lang w:val="es-CO"/>
+              </w:rPr>
+              <w:t>4</w:t>
+            </w:r>
+          </w:p>
+        </w:tc>
+      </w:tr>
+      <w:tr>
+        <w:trPr>
+          <w:cnfStyle w:val="000000100000" w:firstRow="0" w:lastRow="0" w:firstColumn="0" w:lastColumn="0" w:oddVBand="0" w:evenVBand="0" w:oddHBand="1" w:evenHBand="0" w:firstRowFirstColumn="0" w:firstRowLastColumn="0" w:lastRowFirstColumn="0" w:lastRowLastColumn="0"/>
+        </w:trPr>
+        <w:tc>
+          <w:tcPr>
+            <w:cnfStyle w:val="001000000000" w:firstRow="0" w:lastRow="0" w:firstColumn="1" w:lastColumn="0" w:oddVBand="0" w:evenVBand="0" w:oddHBand="0" w:evenHBand="0" w:firstRowFirstColumn="0" w:firstRowLastColumn="0" w:lastRowFirstColumn="0" w:lastRowLastColumn="0"/>
+            <w:tcW w:w="2112" w:type="dxa"/>
+            <w:tcBorders>
+              <w:left w:val="none" w:sz="0" w:space="0" w:color="auto"/>
+            </w:tcBorders>
+            <w:shd w:val="clear" w:color="auto" w:fill="244061" w:themeFill="accent1" w:themeFillShade="80"/>
+          </w:tcPr>
+          <w:p>
+            <w:pPr>
+              <w:rPr>
+                <w:lang w:val="es-CO"/>
+              </w:rPr>
+            </w:pPr>
+            <w:r>
+              <w:rPr>
+                <w:lang w:val="es-CO"/>
+              </w:rPr>
+              <w:t>Categoría:</w:t>
+            </w:r>
+          </w:p>
+        </w:tc>
+        <w:tc>
+          <w:tcPr>
+            <w:tcW w:w="6498" w:type="dxa"/>
+            <w:shd w:val="clear" w:color="auto" w:fill="EEECE1" w:themeFill="background2"/>
+          </w:tcPr>
+          <w:p>
+            <w:pPr>
+              <w:cnfStyle w:val="000000100000" w:firstRow="0" w:lastRow="0" w:firstColumn="0" w:lastColumn="0" w:oddVBand="0" w:evenVBand="0" w:oddHBand="1" w:evenHBand="0" w:firstRowFirstColumn="0" w:firstRowLastColumn="0" w:lastRowFirstColumn="0" w:lastRowLastColumn="0"/>
+              <w:rPr>
+                <w:lang w:val="es-CO"/>
+              </w:rPr>
+            </w:pPr>
+            <w:r>
+              <w:t>Disponibilidad</w:t>
+            </w:r>
+          </w:p>
+        </w:tc>
+      </w:tr>
+      <w:tr>
+        <w:tc>
+          <w:tcPr>
+            <w:cnfStyle w:val="001000000000" w:firstRow="0" w:lastRow="0" w:firstColumn="1" w:lastColumn="0" w:oddVBand="0" w:evenVBand="0" w:oddHBand="0" w:evenHBand="0" w:firstRowFirstColumn="0" w:firstRowLastColumn="0" w:lastRowFirstColumn="0" w:lastRowLastColumn="0"/>
+            <w:tcW w:w="2112" w:type="dxa"/>
+            <w:tcBorders>
+              <w:left w:val="none" w:sz="0" w:space="0" w:color="auto"/>
+              <w:bottom w:val="single" w:sz="12" w:space="0" w:color="auto"/>
+            </w:tcBorders>
+            <w:shd w:val="clear" w:color="auto" w:fill="244061" w:themeFill="accent1" w:themeFillShade="80"/>
+          </w:tcPr>
+          <w:p>
+            <w:pPr>
+              <w:rPr>
+                <w:lang w:val="es-CO"/>
+              </w:rPr>
+            </w:pPr>
+            <w:r>
+              <w:rPr>
+                <w:lang w:val="es-CO"/>
+              </w:rPr>
+              <w:t>Descripción:</w:t>
+            </w:r>
+          </w:p>
+        </w:tc>
+        <w:tc>
+          <w:tcPr>
+            <w:tcW w:w="6498" w:type="dxa"/>
+            <w:shd w:val="clear" w:color="auto" w:fill="EEECE1" w:themeFill="background2"/>
+          </w:tcPr>
+          <w:p>
+            <w:pPr>
+              <w:cnfStyle w:val="000000000000" w:firstRow="0" w:lastRow="0" w:firstColumn="0" w:lastColumn="0" w:oddVBand="0" w:evenVBand="0" w:oddHBand="0" w:evenHBand="0" w:firstRowFirstColumn="0" w:firstRowLastColumn="0" w:lastRowFirstColumn="0" w:lastRowLastColumn="0"/>
+              <w:rPr>
+                <w:lang w:val="es-CO"/>
+              </w:rPr>
+            </w:pPr>
+            <w:r>
+              <w:rPr>
+                <w:b/>
+                <w:bCs/>
+                <w:lang w:val="es-CO"/>
+              </w:rPr>
+              <w:t>Validación de Servicio Preventiva para Comentarios</w:t>
+            </w:r>
+            <w:r>
+              <w:rPr>
+                <w:b/>
+                <w:bCs/>
+                <w:lang w:val="es-CO"/>
+              </w:rPr>
+              <w:t>:</w:t>
+            </w:r>
+            <w:r>
+              <w:rPr>
+                <w:lang w:val="es-CO"/>
+              </w:rPr>
+              <w:t xml:space="preserve"> </w:t>
+            </w:r>
+            <w:r>
+              <w:rPr>
+                <w:lang w:val="es-CO"/>
+              </w:rPr>
+              <w:t>La plataforma debe hacer la debida validación donde un cliente al momento de terminar su servicio este habilitado para realizar comentarios y calificarlo.</w:t>
+            </w:r>
+          </w:p>
+        </w:tc>
+      </w:tr>
+      <w:tr>
+        <w:trPr>
+          <w:cnfStyle w:val="000000100000" w:firstRow="0" w:lastRow="0" w:firstColumn="0" w:lastColumn="0" w:oddVBand="0" w:evenVBand="0" w:oddHBand="1" w:evenHBand="0" w:firstRowFirstColumn="0" w:firstRowLastColumn="0" w:lastRowFirstColumn="0" w:lastRowLastColumn="0"/>
+          <w:trHeight w:val="854"/>
+        </w:trPr>
+        <w:tc>
+          <w:tcPr>
+            <w:cnfStyle w:val="001000000000" w:firstRow="0" w:lastRow="0" w:firstColumn="1" w:lastColumn="0" w:oddVBand="0" w:evenVBand="0" w:oddHBand="0" w:evenHBand="0" w:firstRowFirstColumn="0" w:firstRowLastColumn="0" w:lastRowFirstColumn="0" w:lastRowLastColumn="0"/>
+            <w:tcW w:w="2112" w:type="dxa"/>
+            <w:tcBorders>
+              <w:left w:val="single" w:sz="12" w:space="0" w:color="auto"/>
+              <w:bottom w:val="single" w:sz="12" w:space="0" w:color="auto"/>
+            </w:tcBorders>
+            <w:shd w:val="clear" w:color="auto" w:fill="244061" w:themeFill="accent1" w:themeFillShade="80"/>
+          </w:tcPr>
+          <w:p>
+            <w:pPr>
+              <w:rPr>
+                <w:lang w:val="es-CO"/>
+              </w:rPr>
+            </w:pPr>
+            <w:r>
+              <w:rPr>
+                <w:lang w:val="es-CO"/>
+              </w:rPr>
+              <w:t>Justificación:</w:t>
+            </w:r>
+          </w:p>
+        </w:tc>
+        <w:tc>
+          <w:tcPr>
+            <w:tcW w:w="6498" w:type="dxa"/>
+            <w:shd w:val="clear" w:color="auto" w:fill="EEECE1" w:themeFill="background2"/>
+          </w:tcPr>
+          <w:p>
+            <w:pPr>
+              <w:cnfStyle w:val="000000100000" w:firstRow="0" w:lastRow="0" w:firstColumn="0" w:lastColumn="0" w:oddVBand="0" w:evenVBand="0" w:oddHBand="1" w:evenHBand="0" w:firstRowFirstColumn="0" w:firstRowLastColumn="0" w:lastRowFirstColumn="0" w:lastRowLastColumn="0"/>
+              <w:rPr>
+                <w:lang w:val="es-CO"/>
+              </w:rPr>
+            </w:pPr>
+            <w:r>
+              <w:rPr>
+                <w:lang w:val="es-CO"/>
+              </w:rPr>
+              <w:t xml:space="preserve">Evitar las criticas destructivas o malintencionadas con usuarios que no hayan tenido un servicio previamente y </w:t>
+            </w:r>
+            <w:r>
+              <w:rPr>
+                <w:lang w:val="es-CO"/>
+              </w:rPr>
+              <w:t>así</w:t>
+            </w:r>
+            <w:r>
+              <w:rPr>
+                <w:lang w:val="es-CO"/>
+              </w:rPr>
+              <w:t xml:space="preserve"> poder prestar </w:t>
+            </w:r>
+            <w:r>
+              <w:rPr>
+                <w:lang w:val="es-CO"/>
+              </w:rPr>
+              <w:t>más</w:t>
+            </w:r>
+            <w:r>
+              <w:rPr>
+                <w:lang w:val="es-CO"/>
+              </w:rPr>
+              <w:t xml:space="preserve"> atención a las criticas reales y constructivas.</w:t>
+            </w:r>
+          </w:p>
+        </w:tc>
+      </w:tr>
+      <w:tr>
+        <w:tc>
+          <w:tcPr>
+            <w:cnfStyle w:val="001000000000" w:firstRow="0" w:lastRow="0" w:firstColumn="1" w:lastColumn="0" w:oddVBand="0" w:evenVBand="0" w:oddHBand="0" w:evenHBand="0" w:firstRowFirstColumn="0" w:firstRowLastColumn="0" w:lastRowFirstColumn="0" w:lastRowLastColumn="0"/>
+            <w:tcW w:w="2112" w:type="dxa"/>
+            <w:tcBorders>
+              <w:left w:val="single" w:sz="12" w:space="0" w:color="auto"/>
+            </w:tcBorders>
+            <w:shd w:val="clear" w:color="auto" w:fill="244061" w:themeFill="accent1" w:themeFillShade="80"/>
+          </w:tcPr>
+          <w:p>
+            <w:pPr>
+              <w:rPr>
+                <w:lang w:val="es-CO"/>
+              </w:rPr>
+            </w:pPr>
+            <w:r>
+              <w:rPr>
+                <w:lang w:val="es-CO"/>
+              </w:rPr>
+              <w:t>Métrica:</w:t>
+            </w:r>
+          </w:p>
+        </w:tc>
+        <w:tc>
+          <w:tcPr>
+            <w:tcW w:w="6498" w:type="dxa"/>
+            <w:shd w:val="clear" w:color="auto" w:fill="EEECE1" w:themeFill="background2"/>
+          </w:tcPr>
+          <w:p>
+            <w:pPr>
+              <w:cnfStyle w:val="000000000000" w:firstRow="0" w:lastRow="0" w:firstColumn="0" w:lastColumn="0" w:oddVBand="0" w:evenVBand="0" w:oddHBand="0" w:evenHBand="0" w:firstRowFirstColumn="0" w:firstRowLastColumn="0" w:lastRowFirstColumn="0" w:lastRowLastColumn="0"/>
+              <w:rPr>
+                <w:lang w:val="es-CO"/>
+              </w:rPr>
+            </w:pPr>
+            <w:r>
+              <w:rPr>
+                <w:lang w:val="es-CO"/>
+              </w:rPr>
+              <w:t>Validación</w:t>
+            </w:r>
+            <w:r>
+              <w:rPr>
+                <w:lang w:val="es-CO"/>
+              </w:rPr>
+              <w:t xml:space="preserve"> constante sobre casos en donde los usuarios intenten crear comentarios sin tener un servicio finalizado previamente.</w:t>
+            </w:r>
+          </w:p>
+          <w:p>
+            <w:pPr>
+              <w:cnfStyle w:val="000000000000" w:firstRow="0" w:lastRow="0" w:firstColumn="0" w:lastColumn="0" w:oddVBand="0" w:evenVBand="0" w:oddHBand="0" w:evenHBand="0" w:firstRowFirstColumn="0" w:firstRowLastColumn="0" w:lastRowFirstColumn="0" w:lastRowLastColumn="0"/>
+              <w:rPr>
+                <w:lang w:val="es-CO"/>
+              </w:rPr>
+            </w:pPr>
+          </w:p>
+        </w:tc>
+      </w:tr>
+      <w:tr>
+        <w:trPr>
+          <w:cnfStyle w:val="000000100000" w:firstRow="0" w:lastRow="0" w:firstColumn="0" w:lastColumn="0" w:oddVBand="0" w:evenVBand="0" w:oddHBand="1" w:evenHBand="0" w:firstRowFirstColumn="0" w:firstRowLastColumn="0" w:lastRowFirstColumn="0" w:lastRowLastColumn="0"/>
+        </w:trPr>
+        <w:tc>
+          <w:tcPr>
+            <w:cnfStyle w:val="001000000000" w:firstRow="0" w:lastRow="0" w:firstColumn="1" w:lastColumn="0" w:oddVBand="0" w:evenVBand="0" w:oddHBand="0" w:evenHBand="0" w:firstRowFirstColumn="0" w:firstRowLastColumn="0" w:lastRowFirstColumn="0" w:lastRowLastColumn="0"/>
+            <w:tcW w:w="2112" w:type="dxa"/>
+            <w:tcBorders>
+              <w:left w:val="none" w:sz="0" w:space="0" w:color="auto"/>
+            </w:tcBorders>
+            <w:shd w:val="clear" w:color="auto" w:fill="244061" w:themeFill="accent1" w:themeFillShade="80"/>
+          </w:tcPr>
+          <w:p>
+            <w:pPr>
+              <w:rPr>
+                <w:lang w:val="es-CO"/>
+              </w:rPr>
+            </w:pPr>
+            <w:r>
+              <w:rPr>
+                <w:lang w:val="es-CO"/>
+              </w:rPr>
+              <w:t>Valor esperado:</w:t>
+            </w:r>
+          </w:p>
+        </w:tc>
+        <w:tc>
+          <w:tcPr>
+            <w:tcW w:w="6498" w:type="dxa"/>
+            <w:shd w:val="clear" w:color="auto" w:fill="EEECE1" w:themeFill="background2"/>
+          </w:tcPr>
+          <w:p>
+            <w:pPr>
+              <w:cnfStyle w:val="000000100000" w:firstRow="0" w:lastRow="0" w:firstColumn="0" w:lastColumn="0" w:oddVBand="0" w:evenVBand="0" w:oddHBand="1" w:evenHBand="0" w:firstRowFirstColumn="0" w:firstRowLastColumn="0" w:lastRowFirstColumn="0" w:lastRowLastColumn="0"/>
+              <w:rPr>
+                <w:lang w:val="es-CO"/>
+              </w:rPr>
+            </w:pPr>
+            <w:r>
+              <w:rPr>
+                <w:lang w:val="es-CO"/>
+              </w:rPr>
+              <w:t xml:space="preserve">* </w:t>
+            </w:r>
+            <w:r>
+              <w:rPr>
+                <w:lang w:val="es-CO"/>
+              </w:rPr>
+              <w:t>Un servicio de un usuario es terminado o cancelado de manera satisfactoria sin errores.</w:t>
+            </w:r>
+          </w:p>
+          <w:p>
+            <w:pPr>
+              <w:cnfStyle w:val="000000100000" w:firstRow="0" w:lastRow="0" w:firstColumn="0" w:lastColumn="0" w:oddVBand="0" w:evenVBand="0" w:oddHBand="1" w:evenHBand="0" w:firstRowFirstColumn="0" w:firstRowLastColumn="0" w:lastRowFirstColumn="0" w:lastRowLastColumn="0"/>
+              <w:rPr>
+                <w:lang w:val="es-CO"/>
+              </w:rPr>
+            </w:pPr>
+            <w:r>
+              <w:rPr>
+                <w:lang w:val="es-CO"/>
+              </w:rPr>
+              <w:br/>
+            </w:r>
+          </w:p>
+          <w:p>
+            <w:pPr>
+              <w:cnfStyle w:val="000000100000" w:firstRow="0" w:lastRow="0" w:firstColumn="0" w:lastColumn="0" w:oddVBand="0" w:evenVBand="0" w:oddHBand="1" w:evenHBand="0" w:firstRowFirstColumn="0" w:firstRowLastColumn="0" w:lastRowFirstColumn="0" w:lastRowLastColumn="0"/>
+              <w:rPr>
+                <w:lang w:val="es-CO"/>
+              </w:rPr>
+            </w:pPr>
+            <w:r>
+              <w:rPr>
+                <w:lang w:val="es-CO"/>
+              </w:rPr>
+              <w:t xml:space="preserve">* </w:t>
+            </w:r>
+            <w:r>
+              <w:rPr>
+                <w:lang w:val="es-CO"/>
+              </w:rPr>
+              <w:t>El sistema valida la existencia de un servicio finalizado en la base de datos vinculado al usuario.</w:t>
+            </w:r>
+          </w:p>
+          <w:p>
+            <w:pPr>
+              <w:cnfStyle w:val="000000100000" w:firstRow="0" w:lastRow="0" w:firstColumn="0" w:lastColumn="0" w:oddVBand="0" w:evenVBand="0" w:oddHBand="1" w:evenHBand="0" w:firstRowFirstColumn="0" w:firstRowLastColumn="0" w:lastRowFirstColumn="0" w:lastRowLastColumn="0"/>
+              <w:rPr>
+                <w:lang w:val="es-CO"/>
+              </w:rPr>
+            </w:pPr>
+            <w:r>
+              <w:rPr>
+                <w:lang w:val="es-CO"/>
+              </w:rPr>
+              <w:br/>
+            </w:r>
+          </w:p>
+          <w:p>
+            <w:pPr>
+              <w:cnfStyle w:val="000000100000" w:firstRow="0" w:lastRow="0" w:firstColumn="0" w:lastColumn="0" w:oddVBand="0" w:evenVBand="0" w:oddHBand="1" w:evenHBand="0" w:firstRowFirstColumn="0" w:firstRowLastColumn="0" w:lastRowFirstColumn="0" w:lastRowLastColumn="0"/>
+              <w:rPr>
+                <w:lang w:val="es-CO"/>
+              </w:rPr>
+            </w:pPr>
+            <w:r>
+              <w:rPr>
+                <w:lang w:val="es-CO"/>
+              </w:rPr>
+              <w:t xml:space="preserve">* </w:t>
+            </w:r>
+            <w:r>
+              <w:rPr>
+                <w:lang w:val="es-CO"/>
+              </w:rPr>
+              <w:t>El usuario puede crear y editar sus comentarios.</w:t>
+            </w:r>
+          </w:p>
+        </w:tc>
+      </w:tr>
+      <w:tr>
+        <w:tc>
+          <w:tcPr>
+            <w:cnfStyle w:val="001000000000" w:firstRow="0" w:lastRow="0" w:firstColumn="1" w:lastColumn="0" w:oddVBand="0" w:evenVBand="0" w:oddHBand="0" w:evenHBand="0" w:firstRowFirstColumn="0" w:firstRowLastColumn="0" w:lastRowFirstColumn="0" w:lastRowLastColumn="0"/>
+            <w:tcW w:w="2112" w:type="dxa"/>
+            <w:tcBorders>
+              <w:left w:val="none" w:sz="0" w:space="0" w:color="auto"/>
+            </w:tcBorders>
+            <w:shd w:val="clear" w:color="auto" w:fill="244061" w:themeFill="accent1" w:themeFillShade="80"/>
+          </w:tcPr>
+          <w:p>
+            <w:pPr>
+              <w:rPr>
+                <w:lang w:val="es-CO"/>
+              </w:rPr>
+            </w:pPr>
+            <w:r>
+              <w:rPr>
+                <w:lang w:val="es-CO"/>
+              </w:rPr>
+              <w:t>Método de validación:</w:t>
+            </w:r>
+          </w:p>
+        </w:tc>
+        <w:tc>
+          <w:tcPr>
+            <w:tcW w:w="6498" w:type="dxa"/>
+            <w:shd w:val="clear" w:color="auto" w:fill="EEECE1" w:themeFill="background2"/>
+          </w:tcPr>
+          <w:p>
+            <w:pPr>
+              <w:cnfStyle w:val="000000000000" w:firstRow="0" w:lastRow="0" w:firstColumn="0" w:lastColumn="0" w:oddVBand="0" w:evenVBand="0" w:oddHBand="0" w:evenHBand="0" w:firstRowFirstColumn="0" w:firstRowLastColumn="0" w:lastRowFirstColumn="0" w:lastRowLastColumn="0"/>
+              <w:rPr>
+                <w:lang w:val="es-CO"/>
+              </w:rPr>
+            </w:pPr>
+            <w:r>
+              <w:rPr>
+                <w:b/>
+                <w:bCs/>
+                <w:lang w:val="es-CO"/>
+              </w:rPr>
+              <w:t xml:space="preserve">1. </w:t>
+            </w:r>
+            <w:r>
+              <w:rPr>
+                <w:b/>
+                <w:bCs/>
+                <w:lang w:val="es-CO"/>
+              </w:rPr>
+              <w:t xml:space="preserve">Prueba de creación sin servicio terminado/cancelado: </w:t>
+            </w:r>
+            <w:r>
+              <w:rPr>
+                <w:lang w:val="es-CO"/>
+              </w:rPr>
+              <w:t>Crear un Usuario nuevo para luego ir a la sección de comentarios, ahí se debe intentar crear un comentario.</w:t>
+            </w:r>
+          </w:p>
+          <w:p>
+            <w:pPr>
+              <w:cnfStyle w:val="000000000000" w:firstRow="0" w:lastRow="0" w:firstColumn="0" w:lastColumn="0" w:oddVBand="0" w:evenVBand="0" w:oddHBand="0" w:evenHBand="0" w:firstRowFirstColumn="0" w:firstRowLastColumn="0" w:lastRowFirstColumn="0" w:lastRowLastColumn="0"/>
+              <w:rPr>
+                <w:lang w:val="es-CO"/>
+              </w:rPr>
+            </w:pPr>
+            <w:r>
+              <w:rPr>
+                <w:lang w:val="es-CO"/>
+              </w:rPr>
+              <w:br/>
+            </w:r>
+          </w:p>
+          <w:p>
+            <w:pPr>
+              <w:cnfStyle w:val="000000000000" w:firstRow="0" w:lastRow="0" w:firstColumn="0" w:lastColumn="0" w:oddVBand="0" w:evenVBand="0" w:oddHBand="0" w:evenHBand="0" w:firstRowFirstColumn="0" w:firstRowLastColumn="0" w:lastRowFirstColumn="0" w:lastRowLastColumn="0"/>
+              <w:rPr>
+                <w:lang w:val="es-CO"/>
+              </w:rPr>
+            </w:pPr>
+            <w:r>
+              <w:rPr>
+                <w:b/>
+                <w:bCs/>
+                <w:lang w:val="es-CO"/>
+              </w:rPr>
+              <w:t xml:space="preserve">2. </w:t>
+            </w:r>
+            <w:r>
+              <w:rPr>
+                <w:b/>
+                <w:bCs/>
+                <w:lang w:val="es-CO"/>
+              </w:rPr>
+              <w:t xml:space="preserve">Prueba de creación con servicio terminado: </w:t>
+            </w:r>
+            <w:r>
+              <w:rPr>
+                <w:lang w:val="es-CO"/>
+              </w:rPr>
+              <w:t>Se crea un servicio para luego designarlo como terminado, el servicio esta vinculado a un Usuario Cliente. Se va a la sección de comentarios para intentar crear uno.</w:t>
+            </w:r>
+          </w:p>
+          <w:p>
+            <w:pPr>
+              <w:cnfStyle w:val="000000000000" w:firstRow="0" w:lastRow="0" w:firstColumn="0" w:lastColumn="0" w:oddVBand="0" w:evenVBand="0" w:oddHBand="0" w:evenHBand="0" w:firstRowFirstColumn="0" w:firstRowLastColumn="0" w:lastRowFirstColumn="0" w:lastRowLastColumn="0"/>
+              <w:rPr>
+                <w:lang w:val="es-CO"/>
+              </w:rPr>
+            </w:pPr>
+            <w:r>
+              <w:rPr>
+                <w:lang w:val="es-CO"/>
+              </w:rPr>
+              <w:br/>
+            </w:r>
+          </w:p>
+          <w:p>
+            <w:pPr>
+              <w:cnfStyle w:val="000000000000" w:firstRow="0" w:lastRow="0" w:firstColumn="0" w:lastColumn="0" w:oddVBand="0" w:evenVBand="0" w:oddHBand="0" w:evenHBand="0" w:firstRowFirstColumn="0" w:firstRowLastColumn="0" w:lastRowFirstColumn="0" w:lastRowLastColumn="0"/>
+              <w:rPr>
+                <w:lang w:val="es-CO"/>
+              </w:rPr>
+            </w:pPr>
+            <w:r>
+              <w:rPr>
+                <w:b/>
+                <w:bCs/>
+                <w:lang w:val="es-CO"/>
+              </w:rPr>
+              <w:t xml:space="preserve">3. </w:t>
+            </w:r>
+            <w:r>
+              <w:rPr>
+                <w:b/>
+                <w:bCs/>
+                <w:lang w:val="es-CO"/>
+              </w:rPr>
+              <w:t xml:space="preserve">Prueba de creación con servicio cancelado: </w:t>
+            </w:r>
+            <w:r>
+              <w:rPr>
+                <w:lang w:val="es-CO"/>
+              </w:rPr>
+              <w:t xml:space="preserve">Se crea un servicio para luego designarlo como </w:t>
+            </w:r>
+            <w:r>
+              <w:rPr>
+                <w:lang w:val="es-CO"/>
+              </w:rPr>
+              <w:t>cancelado</w:t>
+            </w:r>
+            <w:r>
+              <w:rPr>
+                <w:lang w:val="es-CO"/>
+              </w:rPr>
+              <w:t xml:space="preserve">, el servicio </w:t>
+            </w:r>
+            <w:r>
+              <w:rPr>
+                <w:lang w:val="es-CO"/>
+              </w:rPr>
+              <w:t>está</w:t>
+            </w:r>
+            <w:r>
+              <w:rPr>
+                <w:lang w:val="es-CO"/>
+              </w:rPr>
+              <w:t xml:space="preserve"> vinculado a un Usuario Cliente. Se va a la sección de comentarios para intentar crear uno.</w:t>
+            </w:r>
+          </w:p>
+        </w:tc>
+      </w:tr>
+      <w:tr>
+        <w:trPr>
+          <w:cnfStyle w:val="000000100000" w:firstRow="0" w:lastRow="0" w:firstColumn="0" w:lastColumn="0" w:oddVBand="0" w:evenVBand="0" w:oddHBand="1" w:evenHBand="0" w:firstRowFirstColumn="0" w:firstRowLastColumn="0" w:lastRowFirstColumn="0" w:lastRowLastColumn="0"/>
+        </w:trPr>
+        <w:tc>
+          <w:tcPr>
+            <w:cnfStyle w:val="001000000000" w:firstRow="0" w:lastRow="0" w:firstColumn="1" w:lastColumn="0" w:oddVBand="0" w:evenVBand="0" w:oddHBand="0" w:evenHBand="0" w:firstRowFirstColumn="0" w:firstRowLastColumn="0" w:lastRowFirstColumn="0" w:lastRowLastColumn="0"/>
+            <w:tcW w:w="2112" w:type="dxa"/>
+            <w:tcBorders>
+              <w:left w:val="none" w:sz="0" w:space="0" w:color="auto"/>
+            </w:tcBorders>
+            <w:shd w:val="clear" w:color="auto" w:fill="244061" w:themeFill="accent1" w:themeFillShade="80"/>
+          </w:tcPr>
+          <w:p>
+            <w:pPr>
+              <w:rPr>
+                <w:lang w:val="es-CO"/>
+              </w:rPr>
+            </w:pPr>
+            <w:r>
+              <w:rPr>
+                <w:lang w:val="es-CO"/>
+              </w:rPr>
+              <w:t>Casos de prueba asociados:</w:t>
+            </w:r>
+          </w:p>
+        </w:tc>
+        <w:tc>
+          <w:tcPr>
+            <w:tcW w:w="6498" w:type="dxa"/>
+            <w:shd w:val="clear" w:color="auto" w:fill="EEECE1" w:themeFill="background2"/>
+          </w:tcPr>
+          <w:p>
+            <w:pPr>
+              <w:cnfStyle w:val="000000100000" w:firstRow="0" w:lastRow="0" w:firstColumn="0" w:lastColumn="0" w:oddVBand="0" w:evenVBand="0" w:oddHBand="1" w:evenHBand="0" w:firstRowFirstColumn="0" w:firstRowLastColumn="0" w:lastRowFirstColumn="0" w:lastRowLastColumn="0"/>
+              <w:rPr>
+                <w:lang w:val="es-CO"/>
+              </w:rPr>
+            </w:pPr>
+          </w:p>
+        </w:tc>
+      </w:tr>
+      <w:tr>
+        <w:trPr>
+          <w:trHeight w:val="70"/>
+        </w:trPr>
+        <w:tc>
+          <w:tcPr>
+            <w:cnfStyle w:val="001000000000" w:firstRow="0" w:lastRow="0" w:firstColumn="1" w:lastColumn="0" w:oddVBand="0" w:evenVBand="0" w:oddHBand="0" w:evenHBand="0" w:firstRowFirstColumn="0" w:firstRowLastColumn="0" w:lastRowFirstColumn="0" w:lastRowLastColumn="0"/>
+            <w:tcW w:w="2112" w:type="dxa"/>
+            <w:tcBorders>
+              <w:left w:val="none" w:sz="0" w:space="0" w:color="auto"/>
+              <w:bottom w:val="none" w:sz="0" w:space="0" w:color="auto"/>
+            </w:tcBorders>
+            <w:shd w:val="clear" w:color="auto" w:fill="244061" w:themeFill="accent1" w:themeFillShade="80"/>
+          </w:tcPr>
+          <w:p>
+            <w:pPr>
+              <w:rPr>
+                <w:lang w:val="es-CO"/>
+              </w:rPr>
+            </w:pPr>
+            <w:r>
+              <w:rPr>
+                <w:lang w:val="es-CO"/>
+              </w:rPr>
+              <w:t>Observaciones:</w:t>
+            </w:r>
+          </w:p>
+        </w:tc>
+        <w:tc>
+          <w:tcPr>
+            <w:tcW w:w="6498" w:type="dxa"/>
+            <w:shd w:val="clear" w:color="auto" w:fill="EEECE1" w:themeFill="background2"/>
+          </w:tcPr>
+          <w:p>
+            <w:pPr>
+              <w:cnfStyle w:val="000000000000" w:firstRow="0" w:lastRow="0" w:firstColumn="0" w:lastColumn="0" w:oddVBand="0" w:evenVBand="0" w:oddHBand="0" w:evenHBand="0" w:firstRowFirstColumn="0" w:firstRowLastColumn="0" w:lastRowFirstColumn="0" w:lastRowLastColumn="0"/>
+              <w:rPr>
+                <w:lang w:val="es-CO"/>
+              </w:rPr>
+            </w:pPr>
+            <w:r>
+              <w:rPr>
+                <w:lang w:val="es-CO"/>
+              </w:rPr>
+              <w:t>Se debe tener en cuenta que los otros estados de los servicios no son relevantes para la validación de un cliente al momento de crear un comentario.</w:t>
+            </w:r>
+          </w:p>
+        </w:tc>
+      </w:tr>
+    </w:tbl>
+    <w:p>
+      <w:pPr>
+        <w:rPr>
+          <w:lang w:val="es-CO"/>
+        </w:rPr>
+      </w:pPr>
+    </w:p>
+    <w:tbl>
+      <w:tblPr>
+        <w:tblStyle w:val="Tablaconcuadrcula5oscura-nfasis1"/>
+        <w:tblW w:w="0" w:type="auto"/>
+        <w:tblBorders>
+          <w:top w:val="single" w:sz="12" w:space="0" w:color="auto"/>
+          <w:left w:val="single" w:sz="12" w:space="0" w:color="auto"/>
+          <w:bottom w:val="single" w:sz="12" w:space="0" w:color="auto"/>
+          <w:right w:val="single" w:sz="12" w:space="0" w:color="auto"/>
+          <w:insideH w:val="single" w:sz="12" w:space="0" w:color="auto"/>
+          <w:insideV w:val="single" w:sz="12" w:space="0" w:color="auto"/>
+        </w:tblBorders>
+        <w:tblLook w:val="04A0" w:firstRow="1" w:lastRow="0" w:firstColumn="1" w:lastColumn="0" w:noHBand="0" w:noVBand="1"/>
+      </w:tblPr>
+      <w:tblGrid>
+        <w:gridCol w:w="2112"/>
+        <w:gridCol w:w="6498"/>
+      </w:tblGrid>
+      <w:tr>
+        <w:trPr>
+          <w:cnfStyle w:val="100000000000" w:firstRow="1" w:lastRow="0" w:firstColumn="0" w:lastColumn="0" w:oddVBand="0" w:evenVBand="0" w:oddHBand="0" w:evenHBand="0" w:firstRowFirstColumn="0" w:firstRowLastColumn="0" w:lastRowFirstColumn="0" w:lastRowLastColumn="0"/>
+        </w:trPr>
+        <w:tc>
+          <w:tcPr>
+            <w:cnfStyle w:val="001000000000" w:firstRow="0" w:lastRow="0" w:firstColumn="1" w:lastColumn="0" w:oddVBand="0" w:evenVBand="0" w:oddHBand="0" w:evenHBand="0" w:firstRowFirstColumn="0" w:firstRowLastColumn="0" w:lastRowFirstColumn="0" w:lastRowLastColumn="0"/>
+            <w:tcW w:w="2112" w:type="dxa"/>
+            <w:tcBorders>
+              <w:top w:val="none" w:sz="0" w:space="0" w:color="auto"/>
+              <w:left w:val="none" w:sz="0" w:space="0" w:color="auto"/>
+              <w:right w:val="none" w:sz="0" w:space="0" w:color="auto"/>
+            </w:tcBorders>
+            <w:shd w:val="clear" w:color="auto" w:fill="244061" w:themeFill="accent1" w:themeFillShade="80"/>
+          </w:tcPr>
+          <w:p>
+            <w:pPr>
+              <w:rPr>
+                <w:lang w:val="es-CO"/>
+              </w:rPr>
+            </w:pPr>
+            <w:r>
+              <w:rPr>
+                <w:lang w:val="es-CO"/>
+              </w:rPr>
+              <w:t>ID:</w:t>
+            </w:r>
+          </w:p>
+        </w:tc>
+        <w:tc>
+          <w:tcPr>
+            <w:tcW w:w="6498" w:type="dxa"/>
+            <w:tcBorders>
+              <w:top w:val="none" w:sz="0" w:space="0" w:color="auto"/>
+              <w:left w:val="none" w:sz="0" w:space="0" w:color="auto"/>
+              <w:right w:val="none" w:sz="0" w:space="0" w:color="auto"/>
+            </w:tcBorders>
+            <w:shd w:val="clear" w:color="auto" w:fill="244061" w:themeFill="accent1" w:themeFillShade="80"/>
+          </w:tcPr>
+          <w:p>
+            <w:pPr>
+              <w:jc w:val="center"/>
+              <w:cnfStyle w:val="100000000000" w:firstRow="1" w:lastRow="0" w:firstColumn="0" w:lastColumn="0" w:oddVBand="0" w:evenVBand="0" w:oddHBand="0" w:evenHBand="0" w:firstRowFirstColumn="0" w:firstRowLastColumn="0" w:lastRowFirstColumn="0" w:lastRowLastColumn="0"/>
+              <w:rPr>
+                <w:lang w:val="es-CO"/>
+              </w:rPr>
+            </w:pPr>
+            <w:r>
+              <w:rPr>
+                <w:lang w:val="es-CO"/>
+              </w:rPr>
+              <w:t>RNF-03</w:t>
+            </w:r>
+            <w:r>
+              <w:rPr>
+                <w:lang w:val="es-CO"/>
+              </w:rPr>
+              <w:t>5</w:t>
+            </w:r>
+          </w:p>
+        </w:tc>
+      </w:tr>
+      <w:tr>
+        <w:trPr>
+          <w:cnfStyle w:val="000000100000" w:firstRow="0" w:lastRow="0" w:firstColumn="0" w:lastColumn="0" w:oddVBand="0" w:evenVBand="0" w:oddHBand="1" w:evenHBand="0" w:firstRowFirstColumn="0" w:firstRowLastColumn="0" w:lastRowFirstColumn="0" w:lastRowLastColumn="0"/>
+        </w:trPr>
+        <w:tc>
+          <w:tcPr>
+            <w:cnfStyle w:val="001000000000" w:firstRow="0" w:lastRow="0" w:firstColumn="1" w:lastColumn="0" w:oddVBand="0" w:evenVBand="0" w:oddHBand="0" w:evenHBand="0" w:firstRowFirstColumn="0" w:firstRowLastColumn="0" w:lastRowFirstColumn="0" w:lastRowLastColumn="0"/>
+            <w:tcW w:w="2112" w:type="dxa"/>
+            <w:tcBorders>
+              <w:left w:val="none" w:sz="0" w:space="0" w:color="auto"/>
+            </w:tcBorders>
+            <w:shd w:val="clear" w:color="auto" w:fill="244061" w:themeFill="accent1" w:themeFillShade="80"/>
+          </w:tcPr>
+          <w:p>
+            <w:pPr>
+              <w:rPr>
+                <w:lang w:val="es-CO"/>
+              </w:rPr>
+            </w:pPr>
+            <w:r>
+              <w:rPr>
+                <w:lang w:val="es-CO"/>
+              </w:rPr>
+              <w:t>Categoría:</w:t>
+            </w:r>
+          </w:p>
+        </w:tc>
+        <w:tc>
+          <w:tcPr>
+            <w:tcW w:w="6498" w:type="dxa"/>
+            <w:shd w:val="clear" w:color="auto" w:fill="EEECE1" w:themeFill="background2"/>
+          </w:tcPr>
+          <w:p>
+            <w:pPr>
+              <w:cnfStyle w:val="000000100000" w:firstRow="0" w:lastRow="0" w:firstColumn="0" w:lastColumn="0" w:oddVBand="0" w:evenVBand="0" w:oddHBand="1" w:evenHBand="0" w:firstRowFirstColumn="0" w:firstRowLastColumn="0" w:lastRowFirstColumn="0" w:lastRowLastColumn="0"/>
+              <w:rPr>
+                <w:lang w:val="es-CO"/>
+              </w:rPr>
+            </w:pPr>
+            <w:r>
+              <w:t>Disponibilidad</w:t>
+            </w:r>
+          </w:p>
+        </w:tc>
+      </w:tr>
+      <w:tr>
+        <w:tc>
+          <w:tcPr>
+            <w:cnfStyle w:val="001000000000" w:firstRow="0" w:lastRow="0" w:firstColumn="1" w:lastColumn="0" w:oddVBand="0" w:evenVBand="0" w:oddHBand="0" w:evenHBand="0" w:firstRowFirstColumn="0" w:firstRowLastColumn="0" w:lastRowFirstColumn="0" w:lastRowLastColumn="0"/>
+            <w:tcW w:w="2112" w:type="dxa"/>
+            <w:tcBorders>
+              <w:left w:val="none" w:sz="0" w:space="0" w:color="auto"/>
+              <w:bottom w:val="single" w:sz="12" w:space="0" w:color="auto"/>
+            </w:tcBorders>
+            <w:shd w:val="clear" w:color="auto" w:fill="244061" w:themeFill="accent1" w:themeFillShade="80"/>
+          </w:tcPr>
+          <w:p>
+            <w:pPr>
+              <w:rPr>
+                <w:lang w:val="es-CO"/>
+              </w:rPr>
+            </w:pPr>
+            <w:r>
+              <w:rPr>
+                <w:lang w:val="es-CO"/>
+              </w:rPr>
+              <w:t>Descripción:</w:t>
+            </w:r>
+          </w:p>
+        </w:tc>
+        <w:tc>
+          <w:tcPr>
+            <w:tcW w:w="6498" w:type="dxa"/>
+            <w:shd w:val="clear" w:color="auto" w:fill="EEECE1" w:themeFill="background2"/>
+          </w:tcPr>
+          <w:p>
+            <w:pPr>
+              <w:cnfStyle w:val="000000000000" w:firstRow="0" w:lastRow="0" w:firstColumn="0" w:lastColumn="0" w:oddVBand="0" w:evenVBand="0" w:oddHBand="0" w:evenHBand="0" w:firstRowFirstColumn="0" w:firstRowLastColumn="0" w:lastRowFirstColumn="0" w:lastRowLastColumn="0"/>
+              <w:rPr>
+                <w:lang w:val="es-CO"/>
+              </w:rPr>
+            </w:pPr>
+            <w:r>
+              <w:rPr>
+                <w:b/>
+                <w:bCs/>
+                <w:lang w:val="es-CO"/>
+              </w:rPr>
+              <w:t>Filtrado de contenido ofensivo y spam:</w:t>
+            </w:r>
+            <w:r>
+              <w:rPr>
+                <w:lang w:val="es-CO"/>
+              </w:rPr>
+              <w:t xml:space="preserve"> </w:t>
+            </w:r>
+            <w:r>
+              <w:rPr>
+                <w:lang w:val="es-CO"/>
+              </w:rPr>
+              <w:t xml:space="preserve">La plataforma debe bloquear y eliminar este tipo de contenido de manera automática </w:t>
+            </w:r>
+            <w:r>
+              <w:rPr>
+                <w:lang w:val="es-CO"/>
+              </w:rPr>
+              <w:lastRenderedPageBreak/>
+              <w:t>para evitar saturar la pagina de comentarios con lo que se puede considerar contenido irrelevante.</w:t>
+            </w:r>
+          </w:p>
+        </w:tc>
+      </w:tr>
+      <w:tr>
+        <w:trPr>
+          <w:cnfStyle w:val="000000100000" w:firstRow="0" w:lastRow="0" w:firstColumn="0" w:lastColumn="0" w:oddVBand="0" w:evenVBand="0" w:oddHBand="1" w:evenHBand="0" w:firstRowFirstColumn="0" w:firstRowLastColumn="0" w:lastRowFirstColumn="0" w:lastRowLastColumn="0"/>
+          <w:trHeight w:val="854"/>
+        </w:trPr>
+        <w:tc>
+          <w:tcPr>
+            <w:cnfStyle w:val="001000000000" w:firstRow="0" w:lastRow="0" w:firstColumn="1" w:lastColumn="0" w:oddVBand="0" w:evenVBand="0" w:oddHBand="0" w:evenHBand="0" w:firstRowFirstColumn="0" w:firstRowLastColumn="0" w:lastRowFirstColumn="0" w:lastRowLastColumn="0"/>
+            <w:tcW w:w="2112" w:type="dxa"/>
+            <w:tcBorders>
+              <w:left w:val="single" w:sz="12" w:space="0" w:color="auto"/>
+              <w:bottom w:val="single" w:sz="12" w:space="0" w:color="auto"/>
+            </w:tcBorders>
+            <w:shd w:val="clear" w:color="auto" w:fill="244061" w:themeFill="accent1" w:themeFillShade="80"/>
+          </w:tcPr>
+          <w:p>
+            <w:pPr>
+              <w:rPr>
+                <w:lang w:val="es-CO"/>
+              </w:rPr>
+            </w:pPr>
+            <w:r>
+              <w:rPr>
+                <w:lang w:val="es-CO"/>
+              </w:rPr>
+              <w:lastRenderedPageBreak/>
+              <w:t>Justificación:</w:t>
+            </w:r>
+          </w:p>
+        </w:tc>
+        <w:tc>
+          <w:tcPr>
+            <w:tcW w:w="6498" w:type="dxa"/>
+            <w:shd w:val="clear" w:color="auto" w:fill="EEECE1" w:themeFill="background2"/>
+          </w:tcPr>
+          <w:p>
+            <w:pPr>
+              <w:cnfStyle w:val="000000100000" w:firstRow="0" w:lastRow="0" w:firstColumn="0" w:lastColumn="0" w:oddVBand="0" w:evenVBand="0" w:oddHBand="1" w:evenHBand="0" w:firstRowFirstColumn="0" w:firstRowLastColumn="0" w:lastRowFirstColumn="0" w:lastRowLastColumn="0"/>
+              <w:rPr>
+                <w:lang w:val="es-CO"/>
+              </w:rPr>
+            </w:pPr>
+            <w:r>
+              <w:rPr>
+                <w:lang w:val="es-CO"/>
+              </w:rPr>
+              <w:t>Esto debido a que los técnicos y administradores podrían encontrar dificultades al buscar comentarios útiles y genuinos entre comentarios que solo tienen como objetivo estorbar.</w:t>
+            </w:r>
+          </w:p>
+        </w:tc>
+      </w:tr>
+      <w:tr>
+        <w:tc>
+          <w:tcPr>
+            <w:cnfStyle w:val="001000000000" w:firstRow="0" w:lastRow="0" w:firstColumn="1" w:lastColumn="0" w:oddVBand="0" w:evenVBand="0" w:oddHBand="0" w:evenHBand="0" w:firstRowFirstColumn="0" w:firstRowLastColumn="0" w:lastRowFirstColumn="0" w:lastRowLastColumn="0"/>
+            <w:tcW w:w="2112" w:type="dxa"/>
+            <w:tcBorders>
+              <w:left w:val="single" w:sz="12" w:space="0" w:color="auto"/>
+            </w:tcBorders>
+            <w:shd w:val="clear" w:color="auto" w:fill="244061" w:themeFill="accent1" w:themeFillShade="80"/>
+          </w:tcPr>
+          <w:p>
+            <w:pPr>
+              <w:rPr>
+                <w:lang w:val="es-CO"/>
+              </w:rPr>
+            </w:pPr>
+            <w:r>
+              <w:rPr>
+                <w:lang w:val="es-CO"/>
+              </w:rPr>
+              <w:t>Métrica:</w:t>
+            </w:r>
+          </w:p>
+        </w:tc>
+        <w:tc>
+          <w:tcPr>
+            <w:tcW w:w="6498" w:type="dxa"/>
+            <w:shd w:val="clear" w:color="auto" w:fill="EEECE1" w:themeFill="background2"/>
+          </w:tcPr>
+          <w:p>
+            <w:pPr>
+              <w:cnfStyle w:val="000000000000" w:firstRow="0" w:lastRow="0" w:firstColumn="0" w:lastColumn="0" w:oddVBand="0" w:evenVBand="0" w:oddHBand="0" w:evenHBand="0" w:firstRowFirstColumn="0" w:firstRowLastColumn="0" w:lastRowFirstColumn="0" w:lastRowLastColumn="0"/>
+              <w:rPr>
+                <w:lang w:val="es-CO"/>
+              </w:rPr>
+            </w:pPr>
+            <w:r>
+              <w:rPr>
+                <w:lang w:val="es-CO"/>
+              </w:rPr>
+              <w:t>El sistema debe detectar cuando un comentario posee algún termino ofensivo, también si algún comentario se repite varias veces de forma extraña.</w:t>
+            </w:r>
+          </w:p>
+        </w:tc>
+      </w:tr>
+      <w:tr>
+        <w:trPr>
+          <w:cnfStyle w:val="000000100000" w:firstRow="0" w:lastRow="0" w:firstColumn="0" w:lastColumn="0" w:oddVBand="0" w:evenVBand="0" w:oddHBand="1" w:evenHBand="0" w:firstRowFirstColumn="0" w:firstRowLastColumn="0" w:lastRowFirstColumn="0" w:lastRowLastColumn="0"/>
+        </w:trPr>
+        <w:tc>
+          <w:tcPr>
+            <w:cnfStyle w:val="001000000000" w:firstRow="0" w:lastRow="0" w:firstColumn="1" w:lastColumn="0" w:oddVBand="0" w:evenVBand="0" w:oddHBand="0" w:evenHBand="0" w:firstRowFirstColumn="0" w:firstRowLastColumn="0" w:lastRowFirstColumn="0" w:lastRowLastColumn="0"/>
+            <w:tcW w:w="2112" w:type="dxa"/>
+            <w:tcBorders>
+              <w:left w:val="none" w:sz="0" w:space="0" w:color="auto"/>
+            </w:tcBorders>
+            <w:shd w:val="clear" w:color="auto" w:fill="244061" w:themeFill="accent1" w:themeFillShade="80"/>
+          </w:tcPr>
+          <w:p>
+            <w:pPr>
+              <w:rPr>
+                <w:lang w:val="es-CO"/>
+              </w:rPr>
+            </w:pPr>
+            <w:r>
+              <w:rPr>
+                <w:lang w:val="es-CO"/>
+              </w:rPr>
+              <w:t>Valor esperado:</w:t>
+            </w:r>
+          </w:p>
+        </w:tc>
+        <w:tc>
+          <w:tcPr>
+            <w:tcW w:w="6498" w:type="dxa"/>
+            <w:shd w:val="clear" w:color="auto" w:fill="EEECE1" w:themeFill="background2"/>
+          </w:tcPr>
+          <w:p>
+            <w:pPr>
+              <w:cnfStyle w:val="000000100000" w:firstRow="0" w:lastRow="0" w:firstColumn="0" w:lastColumn="0" w:oddVBand="0" w:evenVBand="0" w:oddHBand="1" w:evenHBand="0" w:firstRowFirstColumn="0" w:firstRowLastColumn="0" w:lastRowFirstColumn="0" w:lastRowLastColumn="0"/>
+              <w:rPr>
+                <w:lang w:val="es-CO"/>
+              </w:rPr>
+            </w:pPr>
+            <w:r>
+              <w:rPr>
+                <w:lang w:val="es-CO"/>
+              </w:rPr>
+              <w:t>El sistema busca de manera efectiva palabras clave relacionadas con términos ofensivos, también detecta si un comentario se ha repetido varias veces en un corto tiempo.</w:t>
+            </w:r>
+          </w:p>
+        </w:tc>
+      </w:tr>
+      <w:tr>
+        <w:tc>
+          <w:tcPr>
+            <w:cnfStyle w:val="001000000000" w:firstRow="0" w:lastRow="0" w:firstColumn="1" w:lastColumn="0" w:oddVBand="0" w:evenVBand="0" w:oddHBand="0" w:evenHBand="0" w:firstRowFirstColumn="0" w:firstRowLastColumn="0" w:lastRowFirstColumn="0" w:lastRowLastColumn="0"/>
+            <w:tcW w:w="2112" w:type="dxa"/>
+            <w:tcBorders>
+              <w:left w:val="none" w:sz="0" w:space="0" w:color="auto"/>
+            </w:tcBorders>
+            <w:shd w:val="clear" w:color="auto" w:fill="244061" w:themeFill="accent1" w:themeFillShade="80"/>
+          </w:tcPr>
+          <w:p>
+            <w:pPr>
+              <w:rPr>
+                <w:lang w:val="es-CO"/>
+              </w:rPr>
+            </w:pPr>
+            <w:r>
+              <w:rPr>
+                <w:lang w:val="es-CO"/>
+              </w:rPr>
+              <w:t>Método de validación:</w:t>
+            </w:r>
+          </w:p>
+        </w:tc>
+        <w:tc>
+          <w:tcPr>
+            <w:tcW w:w="6498" w:type="dxa"/>
+            <w:shd w:val="clear" w:color="auto" w:fill="EEECE1" w:themeFill="background2"/>
+          </w:tcPr>
+          <w:p>
+            <w:pPr>
+              <w:cnfStyle w:val="000000000000" w:firstRow="0" w:lastRow="0" w:firstColumn="0" w:lastColumn="0" w:oddVBand="0" w:evenVBand="0" w:oddHBand="0" w:evenHBand="0" w:firstRowFirstColumn="0" w:firstRowLastColumn="0" w:lastRowFirstColumn="0" w:lastRowLastColumn="0"/>
+              <w:rPr>
+                <w:lang w:val="es-CO"/>
+              </w:rPr>
+            </w:pPr>
+            <w:r>
+              <w:rPr>
+                <w:b/>
+                <w:bCs/>
+                <w:lang w:val="es-CO"/>
+              </w:rPr>
+              <w:t>1. Prueba de creación de comentario con terminología ofensiva:</w:t>
+            </w:r>
+            <w:r>
+              <w:rPr>
+                <w:lang w:val="es-CO"/>
+              </w:rPr>
+              <w:t xml:space="preserve"> Se accede a la sección de comentarios y se intenta crear un comentario</w:t>
+            </w:r>
+          </w:p>
+          <w:p>
+            <w:pPr>
+              <w:cnfStyle w:val="000000000000" w:firstRow="0" w:lastRow="0" w:firstColumn="0" w:lastColumn="0" w:oddVBand="0" w:evenVBand="0" w:oddHBand="0" w:evenHBand="0" w:firstRowFirstColumn="0" w:firstRowLastColumn="0" w:lastRowFirstColumn="0" w:lastRowLastColumn="0"/>
+              <w:rPr>
+                <w:lang w:val="es-CO"/>
+              </w:rPr>
+            </w:pPr>
+          </w:p>
+          <w:p>
+            <w:pPr>
+              <w:cnfStyle w:val="000000000000" w:firstRow="0" w:lastRow="0" w:firstColumn="0" w:lastColumn="0" w:oddVBand="0" w:evenVBand="0" w:oddHBand="0" w:evenHBand="0" w:firstRowFirstColumn="0" w:firstRowLastColumn="0" w:lastRowFirstColumn="0" w:lastRowLastColumn="0"/>
+              <w:rPr>
+                <w:lang w:val="es-CO"/>
+              </w:rPr>
+            </w:pPr>
+          </w:p>
+          <w:p>
+            <w:pPr>
+              <w:cnfStyle w:val="000000000000" w:firstRow="0" w:lastRow="0" w:firstColumn="0" w:lastColumn="0" w:oddVBand="0" w:evenVBand="0" w:oddHBand="0" w:evenHBand="0" w:firstRowFirstColumn="0" w:firstRowLastColumn="0" w:lastRowFirstColumn="0" w:lastRowLastColumn="0"/>
+              <w:rPr>
+                <w:lang w:val="es-CO"/>
+              </w:rPr>
+            </w:pPr>
+            <w:r>
+              <w:rPr>
+                <w:b/>
+                <w:bCs/>
+                <w:lang w:val="es-CO"/>
+              </w:rPr>
+              <w:t>2. Prueba de creación de comentario repetitivo:</w:t>
+            </w:r>
+            <w:r>
+              <w:rPr>
+                <w:lang w:val="es-CO"/>
+              </w:rPr>
+              <w:t xml:space="preserve"> Se accede a la sección de comentarios y se crean 10 comentarios con texto igual con un plazo de un minuto entre cada uno.</w:t>
+            </w:r>
+            <w:r>
+              <w:rPr>
+                <w:lang w:val="es-CO"/>
+              </w:rPr>
+              <w:t xml:space="preserve"> </w:t>
+            </w:r>
+          </w:p>
+          <w:p>
+            <w:pPr>
+              <w:cnfStyle w:val="000000000000" w:firstRow="0" w:lastRow="0" w:firstColumn="0" w:lastColumn="0" w:oddVBand="0" w:evenVBand="0" w:oddHBand="0" w:evenHBand="0" w:firstRowFirstColumn="0" w:firstRowLastColumn="0" w:lastRowFirstColumn="0" w:lastRowLastColumn="0"/>
+              <w:rPr>
+                <w:lang w:val="es-CO"/>
+              </w:rPr>
+            </w:pPr>
+          </w:p>
+          <w:p>
+            <w:pPr>
+              <w:cnfStyle w:val="000000000000" w:firstRow="0" w:lastRow="0" w:firstColumn="0" w:lastColumn="0" w:oddVBand="0" w:evenVBand="0" w:oddHBand="0" w:evenHBand="0" w:firstRowFirstColumn="0" w:firstRowLastColumn="0" w:lastRowFirstColumn="0" w:lastRowLastColumn="0"/>
+              <w:rPr>
+                <w:lang w:val="es-CO"/>
+              </w:rPr>
+            </w:pPr>
+          </w:p>
+          <w:p>
+            <w:pPr>
+              <w:cnfStyle w:val="000000000000" w:firstRow="0" w:lastRow="0" w:firstColumn="0" w:lastColumn="0" w:oddVBand="0" w:evenVBand="0" w:oddHBand="0" w:evenHBand="0" w:firstRowFirstColumn="0" w:firstRowLastColumn="0" w:lastRowFirstColumn="0" w:lastRowLastColumn="0"/>
+              <w:rPr>
+                <w:lang w:val="es-CO"/>
+              </w:rPr>
+            </w:pPr>
+            <w:r>
+              <w:rPr>
+                <w:b/>
+                <w:bCs/>
+                <w:lang w:val="es-CO"/>
+              </w:rPr>
+              <w:t xml:space="preserve">3. Prueba de </w:t>
+            </w:r>
+            <w:r>
+              <w:rPr>
+                <w:b/>
+                <w:bCs/>
+                <w:lang w:val="es-CO"/>
+              </w:rPr>
+              <w:t>edición</w:t>
+            </w:r>
+            <w:r>
+              <w:rPr>
+                <w:b/>
+                <w:bCs/>
+                <w:lang w:val="es-CO"/>
+              </w:rPr>
+              <w:t xml:space="preserve"> de comentario:</w:t>
+            </w:r>
+            <w:r>
+              <w:rPr>
+                <w:lang w:val="es-CO"/>
+              </w:rPr>
+              <w:t xml:space="preserve"> Se accede a la sección de comentarios y se selecciona uno ya existente para editar. Se le es añadido un termino ofensivo al comentario y se le da a guardar.</w:t>
+            </w:r>
+          </w:p>
+        </w:tc>
+      </w:tr>
+      <w:tr>
+        <w:trPr>
+          <w:cnfStyle w:val="000000100000" w:firstRow="0" w:lastRow="0" w:firstColumn="0" w:lastColumn="0" w:oddVBand="0" w:evenVBand="0" w:oddHBand="1" w:evenHBand="0" w:firstRowFirstColumn="0" w:firstRowLastColumn="0" w:lastRowFirstColumn="0" w:lastRowLastColumn="0"/>
+        </w:trPr>
+        <w:tc>
+          <w:tcPr>
+            <w:cnfStyle w:val="001000000000" w:firstRow="0" w:lastRow="0" w:firstColumn="1" w:lastColumn="0" w:oddVBand="0" w:evenVBand="0" w:oddHBand="0" w:evenHBand="0" w:firstRowFirstColumn="0" w:firstRowLastColumn="0" w:lastRowFirstColumn="0" w:lastRowLastColumn="0"/>
+            <w:tcW w:w="2112" w:type="dxa"/>
+            <w:tcBorders>
+              <w:left w:val="none" w:sz="0" w:space="0" w:color="auto"/>
+            </w:tcBorders>
+            <w:shd w:val="clear" w:color="auto" w:fill="244061" w:themeFill="accent1" w:themeFillShade="80"/>
+          </w:tcPr>
+          <w:p>
+            <w:pPr>
+              <w:rPr>
+                <w:lang w:val="es-CO"/>
+              </w:rPr>
+            </w:pPr>
+            <w:r>
+              <w:rPr>
+                <w:lang w:val="es-CO"/>
+              </w:rPr>
+              <w:t>Casos de prueba asociados:</w:t>
+            </w:r>
+          </w:p>
+        </w:tc>
+        <w:tc>
+          <w:tcPr>
+            <w:tcW w:w="6498" w:type="dxa"/>
+            <w:shd w:val="clear" w:color="auto" w:fill="EEECE1" w:themeFill="background2"/>
+          </w:tcPr>
+          <w:p>
+            <w:pPr>
+              <w:cnfStyle w:val="000000100000" w:firstRow="0" w:lastRow="0" w:firstColumn="0" w:lastColumn="0" w:oddVBand="0" w:evenVBand="0" w:oddHBand="1" w:evenHBand="0" w:firstRowFirstColumn="0" w:firstRowLastColumn="0" w:lastRowFirstColumn="0" w:lastRowLastColumn="0"/>
+              <w:rPr>
+                <w:lang w:val="es-CO"/>
+              </w:rPr>
+            </w:pPr>
+          </w:p>
+        </w:tc>
+      </w:tr>
+      <w:tr>
+        <w:trPr>
+          <w:trHeight w:val="70"/>
+        </w:trPr>
+        <w:tc>
+          <w:tcPr>
+            <w:cnfStyle w:val="001000000000" w:firstRow="0" w:lastRow="0" w:firstColumn="1" w:lastColumn="0" w:oddVBand="0" w:evenVBand="0" w:oddHBand="0" w:evenHBand="0" w:firstRowFirstColumn="0" w:firstRowLastColumn="0" w:lastRowFirstColumn="0" w:lastRowLastColumn="0"/>
+            <w:tcW w:w="2112" w:type="dxa"/>
+            <w:tcBorders>
+              <w:left w:val="none" w:sz="0" w:space="0" w:color="auto"/>
+              <w:bottom w:val="none" w:sz="0" w:space="0" w:color="auto"/>
+            </w:tcBorders>
+            <w:shd w:val="clear" w:color="auto" w:fill="244061" w:themeFill="accent1" w:themeFillShade="80"/>
+          </w:tcPr>
+          <w:p>
+            <w:pPr>
+              <w:rPr>
+                <w:lang w:val="es-CO"/>
+              </w:rPr>
+            </w:pPr>
+            <w:r>
+              <w:rPr>
+                <w:lang w:val="es-CO"/>
+              </w:rPr>
+              <w:t>Observaciones:</w:t>
+            </w:r>
+          </w:p>
+        </w:tc>
+        <w:tc>
+          <w:tcPr>
+            <w:tcW w:w="6498" w:type="dxa"/>
+            <w:shd w:val="clear" w:color="auto" w:fill="EEECE1" w:themeFill="background2"/>
+          </w:tcPr>
+          <w:p>
+            <w:pPr>
+              <w:cnfStyle w:val="000000000000" w:firstRow="0" w:lastRow="0" w:firstColumn="0" w:lastColumn="0" w:oddVBand="0" w:evenVBand="0" w:oddHBand="0" w:evenHBand="0" w:firstRowFirstColumn="0" w:firstRowLastColumn="0" w:lastRowFirstColumn="0" w:lastRowLastColumn="0"/>
+              <w:rPr>
+                <w:lang w:val="es-CO"/>
+              </w:rPr>
+            </w:pPr>
+            <w:r>
+              <w:rPr>
+                <w:lang w:val="es-CO"/>
+              </w:rPr>
+              <w:t>Se deben considerar toda la terminología ofensiva en el idioma español e ingles debido a que son de los idiomas mas hablados en el mundo.</w:t>
             </w:r>
           </w:p>
         </w:tc>
@@ -24778,6 +26020,7 @@
   <w:style w:type="character" w:default="1" w:styleId="Fuentedeprrafopredeter">
     <w:name w:val="Default Paragraph Font"/>
     <w:uiPriority w:val="1"/>
+    <w:semiHidden/>
     <w:unhideWhenUsed/>
   </w:style>
   <w:style w:type="table" w:default="1" w:styleId="Tablanormal">
